--- a/Documentacion/SportMatch_Product_Backlog.docx
+++ b/Documentacion/SportMatch_Product_Backlog.docx
@@ -1,6 +1,6 @@
 
 <file path=word/document.xml><?xml version="1.0" encoding="utf-8"?>
-<w:document xmlns:wpc="http://schemas.microsoft.com/office/word/2010/wordprocessingCanvas" xmlns:cx="http://schemas.microsoft.com/office/drawing/2014/chartex" xmlns:cx1="http://schemas.microsoft.com/office/drawing/2015/9/8/chartex" xmlns:cx2="http://schemas.microsoft.com/office/drawing/2015/10/21/chartex" xmlns:cx3="http://schemas.microsoft.com/office/drawing/2016/5/9/chartex" xmlns:cx4="http://schemas.microsoft.com/office/drawing/2016/5/10/chartex" xmlns:cx5="http://schemas.microsoft.com/office/drawing/2016/5/11/chartex" xmlns:cx6="http://schemas.microsoft.com/office/drawing/2016/5/12/chartex" xmlns:cx7="http://schemas.microsoft.com/office/drawing/2016/5/13/chartex" xmlns:cx8="http://schemas.microsoft.com/office/drawing/2016/5/14/chartex" xmlns:mc="http://schemas.openxmlformats.org/markup-compatibility/2006" xmlns:aink="http://schemas.microsoft.com/office/drawing/2016/ink" xmlns:am3d="http://schemas.microsoft.com/office/drawing/2017/model3d" xmlns:o="urn:schemas-microsoft-com:office:office" xmlns:oel="http://schemas.microsoft.com/office/2019/extlst" xmlns:r="http://schemas.openxmlformats.org/officeDocument/2006/relationships" xmlns:m="http://schemas.openxmlformats.org/officeDocument/2006/math" xmlns:v="urn:schemas-microsoft-com:vml" xmlns:wp14="http://schemas.microsoft.com/office/word/2010/wordprocessingDrawing" xmlns:wp="http://schemas.openxmlformats.org/drawingml/2006/wordprocessingDrawing" xmlns:w10="urn:schemas-microsoft-com:office:word" xmlns:w="http://schemas.openxmlformats.org/wordprocessingml/2006/main" xmlns:w14="http://schemas.microsoft.com/office/word/2010/wordml" xmlns:w15="http://schemas.microsoft.com/office/word/2012/wordml" xmlns:w16cex="http://schemas.microsoft.com/office/word/2018/wordml/cex" xmlns:w16cid="http://schemas.microsoft.com/office/word/2016/wordml/cid" xmlns:w16="http://schemas.microsoft.com/office/word/2018/wordml" xmlns:w16sdtdh="http://schemas.microsoft.com/office/word/2020/wordml/sdtdatahash" xmlns:w16se="http://schemas.microsoft.com/office/word/2015/wordml/symex" xmlns:wpg="http://schemas.microsoft.com/office/word/2010/wordprocessingGroup" xmlns:wpi="http://schemas.microsoft.com/office/word/2010/wordprocessingInk" xmlns:wne="http://schemas.microsoft.com/office/word/2006/wordml" xmlns:wps="http://schemas.microsoft.com/office/word/2010/wordprocessingShape" mc:Ignorable="w14 w15 w16se w16cid w16 w16cex w16sdtdh wp14">
+<w:document xmlns:wpc="http://schemas.microsoft.com/office/word/2010/wordprocessingCanvas" xmlns:cx="http://schemas.microsoft.com/office/drawing/2014/chartex" xmlns:cx1="http://schemas.microsoft.com/office/drawing/2015/9/8/chartex" xmlns:cx2="http://schemas.microsoft.com/office/drawing/2015/10/21/chartex" xmlns:cx3="http://schemas.microsoft.com/office/drawing/2016/5/9/chartex" xmlns:cx4="http://schemas.microsoft.com/office/drawing/2016/5/10/chartex" xmlns:cx5="http://schemas.microsoft.com/office/drawing/2016/5/11/chartex" xmlns:cx6="http://schemas.microsoft.com/office/drawing/2016/5/12/chartex" xmlns:cx7="http://schemas.microsoft.com/office/drawing/2016/5/13/chartex" xmlns:cx8="http://schemas.microsoft.com/office/drawing/2016/5/14/chartex" xmlns:mc="http://schemas.openxmlformats.org/markup-compatibility/2006" xmlns:m="http://schemas.openxmlformats.org/officeDocument/2006/math" xmlns:aink="http://schemas.microsoft.com/office/drawing/2016/ink" xmlns:am3d="http://schemas.microsoft.com/office/drawing/2017/model3d" xmlns:oel="http://schemas.microsoft.com/office/2019/extlst" xmlns:r="http://schemas.openxmlformats.org/officeDocument/2006/relationships" xmlns:wp14="http://schemas.microsoft.com/office/word/2010/wordprocessingDrawing" xmlns:wp="http://schemas.openxmlformats.org/drawingml/2006/wordprocessingDrawing" xmlns:wpg="http://schemas.microsoft.com/office/word/2010/wordprocessingGroup" xmlns:wpi="http://schemas.microsoft.com/office/word/2010/wordprocessingInk" xmlns:wps="http://schemas.microsoft.com/office/word/2010/wordprocessingShape" xmlns:o="urn:schemas-microsoft-com:office:office" xmlns:v="urn:schemas-microsoft-com:vml" xmlns:w10="urn:schemas-microsoft-com:office:word" xmlns:w="http://schemas.openxmlformats.org/wordprocessingml/2006/main" xmlns:w14="http://schemas.microsoft.com/office/word/2010/wordml" xmlns:w15="http://schemas.microsoft.com/office/word/2012/wordml" xmlns:w16cex="http://schemas.microsoft.com/office/word/2018/wordml/cex" xmlns:w16cid="http://schemas.microsoft.com/office/word/2016/wordml/cid" xmlns:w16="http://schemas.microsoft.com/office/word/2018/wordml" xmlns:w16sdtdh="http://schemas.microsoft.com/office/word/2020/wordml/sdtdatahash" xmlns:w16sdtfl="http://schemas.microsoft.com/office/word/2024/wordml/sdtformatlock" xmlns:w16se="http://schemas.microsoft.com/office/word/2015/wordml/symex" xmlns:w16du="http://schemas.microsoft.com/office/word/2023/wordml/word16du" xmlns:wne="http://schemas.microsoft.com/office/word/2006/wordml" mc:Ignorable="w14 w15 w16se w16cid w16 w16cex w16sdtdh w16sdtfl w16du wp14">
   <w:body>
     <w:p>
       <w:pPr>
@@ -19,7 +19,7 @@
           <w:sz w:val="32"/>
           <w:szCs w:val="32"/>
         </w:rPr>
-        <w:t xml:space="preserve">Product Backlog Priorizado</w:t>
+        <w:t>Product Backlog Priorizado</w:t>
       </w:r>
     </w:p>
     <w:p>
@@ -40,7 +40,7 @@
           <w:sz w:val="22"/>
           <w:szCs w:val="22"/>
         </w:rPr>
-        <w:t xml:space="preserve">SportMatch — Metodología Scrum · Basado en las 10 épicas del producto</w:t>
+        <w:t>SportMatch — Metodología Scrum · Basado en las 10 épicas del producto</w:t>
       </w:r>
     </w:p>
     <w:p>
@@ -78,12 +78,6 @@
         <w:gridCol w:w="550"/>
       </w:tblGrid>
       <w:tr>
-        <w:tblPrEx>
-          <w:tblCellMar>
-            <w:top w:w="0" w:type="dxa"/>
-            <w:bottom w:w="0" w:type="dxa"/>
-          </w:tblCellMar>
-        </w:tblPrEx>
         <w:trPr>
           <w:tblHeader/>
         </w:trPr>
@@ -309,12 +303,6 @@
         </w:tc>
       </w:tr>
       <w:tr>
-        <w:tblPrEx>
-          <w:tblCellMar>
-            <w:top w:w="0" w:type="dxa"/>
-            <w:bottom w:w="0" w:type="dxa"/>
-          </w:tblCellMar>
-        </w:tblPrEx>
         <w:tc>
           <w:tcPr>
             <w:tcW w:w="750" w:type="dxa"/>
@@ -371,7 +359,7 @@
                 <w:sz w:val="15"/>
                 <w:szCs w:val="15"/>
               </w:rPr>
-              <w:t xml:space="preserve">Como deportista, necesito registrarme en SportMatch con mis datos básicos, correo y contraseña, para acceder a la plataforma con una cuenta propia.</w:t>
+              <w:t>Como deportista, necesito registrarme en SportMatch con mis datos básicos, correo y contraseña, para acceder a la plataforma con una cuenta propia.</w:t>
             </w:r>
           </w:p>
         </w:tc>
@@ -460,7 +448,7 @@
                 <w:sz w:val="13"/>
                 <w:szCs w:val="13"/>
               </w:rPr>
-              <w:t xml:space="preserve">Must have</w:t>
+              <w:t>Must have</w:t>
             </w:r>
           </w:p>
         </w:tc>
@@ -524,12 +512,6 @@
         </w:tc>
       </w:tr>
       <w:tr>
-        <w:tblPrEx>
-          <w:tblCellMar>
-            <w:top w:w="0" w:type="dxa"/>
-            <w:bottom w:w="0" w:type="dxa"/>
-          </w:tblCellMar>
-        </w:tblPrEx>
         <w:tc>
           <w:tcPr>
             <w:tcW w:w="750" w:type="dxa"/>
@@ -675,7 +657,7 @@
                 <w:sz w:val="13"/>
                 <w:szCs w:val="13"/>
               </w:rPr>
-              <w:t xml:space="preserve">Should have</w:t>
+              <w:t>Should have</w:t>
             </w:r>
           </w:p>
         </w:tc>
@@ -739,12 +721,6 @@
         </w:tc>
       </w:tr>
       <w:tr>
-        <w:tblPrEx>
-          <w:tblCellMar>
-            <w:top w:w="0" w:type="dxa"/>
-            <w:bottom w:w="0" w:type="dxa"/>
-          </w:tblCellMar>
-        </w:tblPrEx>
         <w:tc>
           <w:tcPr>
             <w:tcW w:w="750" w:type="dxa"/>
@@ -890,7 +866,7 @@
                 <w:sz w:val="13"/>
                 <w:szCs w:val="13"/>
               </w:rPr>
-              <w:t xml:space="preserve">Must have</w:t>
+              <w:t>Must have</w:t>
             </w:r>
           </w:p>
         </w:tc>
@@ -954,12 +930,6 @@
         </w:tc>
       </w:tr>
       <w:tr>
-        <w:tblPrEx>
-          <w:tblCellMar>
-            <w:top w:w="0" w:type="dxa"/>
-            <w:bottom w:w="0" w:type="dxa"/>
-          </w:tblCellMar>
-        </w:tblPrEx>
         <w:tc>
           <w:tcPr>
             <w:tcW w:w="750" w:type="dxa"/>
@@ -1105,7 +1075,7 @@
                 <w:sz w:val="13"/>
                 <w:szCs w:val="13"/>
               </w:rPr>
-              <w:t xml:space="preserve">Should have</w:t>
+              <w:t>Should have</w:t>
             </w:r>
           </w:p>
         </w:tc>
@@ -1169,12 +1139,6 @@
         </w:tc>
       </w:tr>
       <w:tr>
-        <w:tblPrEx>
-          <w:tblCellMar>
-            <w:top w:w="0" w:type="dxa"/>
-            <w:bottom w:w="0" w:type="dxa"/>
-          </w:tblCellMar>
-        </w:tblPrEx>
         <w:tc>
           <w:tcPr>
             <w:tcW w:w="750" w:type="dxa"/>
@@ -1320,7 +1284,7 @@
                 <w:sz w:val="13"/>
                 <w:szCs w:val="13"/>
               </w:rPr>
-              <w:t xml:space="preserve">Must have</w:t>
+              <w:t>Must have</w:t>
             </w:r>
           </w:p>
         </w:tc>
@@ -1384,12 +1348,6 @@
         </w:tc>
       </w:tr>
       <w:tr>
-        <w:tblPrEx>
-          <w:tblCellMar>
-            <w:top w:w="0" w:type="dxa"/>
-            <w:bottom w:w="0" w:type="dxa"/>
-          </w:tblCellMar>
-        </w:tblPrEx>
         <w:tc>
           <w:tcPr>
             <w:tcW w:w="750" w:type="dxa"/>
@@ -1535,7 +1493,7 @@
                 <w:sz w:val="13"/>
                 <w:szCs w:val="13"/>
               </w:rPr>
-              <w:t xml:space="preserve">Must have</w:t>
+              <w:t>Must have</w:t>
             </w:r>
           </w:p>
         </w:tc>
@@ -1599,12 +1557,6 @@
         </w:tc>
       </w:tr>
       <w:tr>
-        <w:tblPrEx>
-          <w:tblCellMar>
-            <w:top w:w="0" w:type="dxa"/>
-            <w:bottom w:w="0" w:type="dxa"/>
-          </w:tblCellMar>
-        </w:tblPrEx>
         <w:tc>
           <w:tcPr>
             <w:tcW w:w="750" w:type="dxa"/>
@@ -1750,7 +1702,7 @@
                 <w:sz w:val="13"/>
                 <w:szCs w:val="13"/>
               </w:rPr>
-              <w:t xml:space="preserve">Must have</w:t>
+              <w:t>Must have</w:t>
             </w:r>
           </w:p>
         </w:tc>
@@ -1814,12 +1766,6 @@
         </w:tc>
       </w:tr>
       <w:tr>
-        <w:tblPrEx>
-          <w:tblCellMar>
-            <w:top w:w="0" w:type="dxa"/>
-            <w:bottom w:w="0" w:type="dxa"/>
-          </w:tblCellMar>
-        </w:tblPrEx>
         <w:tc>
           <w:tcPr>
             <w:tcW w:w="750" w:type="dxa"/>
@@ -1965,7 +1911,7 @@
                 <w:sz w:val="13"/>
                 <w:szCs w:val="13"/>
               </w:rPr>
-              <w:t xml:space="preserve">Must have</w:t>
+              <w:t>Must have</w:t>
             </w:r>
           </w:p>
         </w:tc>
@@ -2029,12 +1975,6 @@
         </w:tc>
       </w:tr>
       <w:tr>
-        <w:tblPrEx>
-          <w:tblCellMar>
-            <w:top w:w="0" w:type="dxa"/>
-            <w:bottom w:w="0" w:type="dxa"/>
-          </w:tblCellMar>
-        </w:tblPrEx>
         <w:tc>
           <w:tcPr>
             <w:tcW w:w="750" w:type="dxa"/>
@@ -2180,7 +2120,7 @@
                 <w:sz w:val="13"/>
                 <w:szCs w:val="13"/>
               </w:rPr>
-              <w:t xml:space="preserve">Should have</w:t>
+              <w:t>Should have</w:t>
             </w:r>
           </w:p>
         </w:tc>
@@ -2244,12 +2184,6 @@
         </w:tc>
       </w:tr>
       <w:tr>
-        <w:tblPrEx>
-          <w:tblCellMar>
-            <w:top w:w="0" w:type="dxa"/>
-            <w:bottom w:w="0" w:type="dxa"/>
-          </w:tblCellMar>
-        </w:tblPrEx>
         <w:tc>
           <w:tcPr>
             <w:tcW w:w="750" w:type="dxa"/>
@@ -2395,7 +2329,7 @@
                 <w:sz w:val="13"/>
                 <w:szCs w:val="13"/>
               </w:rPr>
-              <w:t xml:space="preserve">Must have</w:t>
+              <w:t>Must have</w:t>
             </w:r>
           </w:p>
         </w:tc>
@@ -2459,12 +2393,6 @@
         </w:tc>
       </w:tr>
       <w:tr>
-        <w:tblPrEx>
-          <w:tblCellMar>
-            <w:top w:w="0" w:type="dxa"/>
-            <w:bottom w:w="0" w:type="dxa"/>
-          </w:tblCellMar>
-        </w:tblPrEx>
         <w:tc>
           <w:tcPr>
             <w:tcW w:w="750" w:type="dxa"/>
@@ -2610,7 +2538,7 @@
                 <w:sz w:val="13"/>
                 <w:szCs w:val="13"/>
               </w:rPr>
-              <w:t xml:space="preserve">Should have</w:t>
+              <w:t>Should have</w:t>
             </w:r>
           </w:p>
         </w:tc>
@@ -2674,12 +2602,6 @@
         </w:tc>
       </w:tr>
       <w:tr>
-        <w:tblPrEx>
-          <w:tblCellMar>
-            <w:top w:w="0" w:type="dxa"/>
-            <w:bottom w:w="0" w:type="dxa"/>
-          </w:tblCellMar>
-        </w:tblPrEx>
         <w:tc>
           <w:tcPr>
             <w:tcW w:w="750" w:type="dxa"/>
@@ -2825,7 +2747,7 @@
                 <w:sz w:val="13"/>
                 <w:szCs w:val="13"/>
               </w:rPr>
-              <w:t xml:space="preserve">Should have</w:t>
+              <w:t>Should have</w:t>
             </w:r>
           </w:p>
         </w:tc>
@@ -2889,12 +2811,6 @@
         </w:tc>
       </w:tr>
       <w:tr>
-        <w:tblPrEx>
-          <w:tblCellMar>
-            <w:top w:w="0" w:type="dxa"/>
-            <w:bottom w:w="0" w:type="dxa"/>
-          </w:tblCellMar>
-        </w:tblPrEx>
         <w:tc>
           <w:tcPr>
             <w:tcW w:w="750" w:type="dxa"/>
@@ -3040,7 +2956,7 @@
                 <w:sz w:val="13"/>
                 <w:szCs w:val="13"/>
               </w:rPr>
-              <w:t xml:space="preserve">Must have</w:t>
+              <w:t>Must have</w:t>
             </w:r>
           </w:p>
         </w:tc>
@@ -3104,12 +3020,6 @@
         </w:tc>
       </w:tr>
       <w:tr>
-        <w:tblPrEx>
-          <w:tblCellMar>
-            <w:top w:w="0" w:type="dxa"/>
-            <w:bottom w:w="0" w:type="dxa"/>
-          </w:tblCellMar>
-        </w:tblPrEx>
         <w:tc>
           <w:tcPr>
             <w:tcW w:w="750" w:type="dxa"/>
@@ -3255,7 +3165,7 @@
                 <w:sz w:val="13"/>
                 <w:szCs w:val="13"/>
               </w:rPr>
-              <w:t xml:space="preserve">Must have</w:t>
+              <w:t>Must have</w:t>
             </w:r>
           </w:p>
         </w:tc>
@@ -3319,12 +3229,6 @@
         </w:tc>
       </w:tr>
       <w:tr>
-        <w:tblPrEx>
-          <w:tblCellMar>
-            <w:top w:w="0" w:type="dxa"/>
-            <w:bottom w:w="0" w:type="dxa"/>
-          </w:tblCellMar>
-        </w:tblPrEx>
         <w:tc>
           <w:tcPr>
             <w:tcW w:w="750" w:type="dxa"/>
@@ -3471,7 +3375,7 @@
                 <w:sz w:val="13"/>
                 <w:szCs w:val="13"/>
               </w:rPr>
-              <w:t xml:space="preserve">Must have</w:t>
+              <w:t>Must have</w:t>
             </w:r>
           </w:p>
         </w:tc>
@@ -3535,12 +3439,6 @@
         </w:tc>
       </w:tr>
       <w:tr>
-        <w:tblPrEx>
-          <w:tblCellMar>
-            <w:top w:w="0" w:type="dxa"/>
-            <w:bottom w:w="0" w:type="dxa"/>
-          </w:tblCellMar>
-        </w:tblPrEx>
         <w:tc>
           <w:tcPr>
             <w:tcW w:w="750" w:type="dxa"/>
@@ -3686,7 +3584,7 @@
                 <w:sz w:val="13"/>
                 <w:szCs w:val="13"/>
               </w:rPr>
-              <w:t xml:space="preserve">Should have</w:t>
+              <w:t>Should have</w:t>
             </w:r>
           </w:p>
         </w:tc>
@@ -3750,12 +3648,6 @@
         </w:tc>
       </w:tr>
       <w:tr>
-        <w:tblPrEx>
-          <w:tblCellMar>
-            <w:top w:w="0" w:type="dxa"/>
-            <w:bottom w:w="0" w:type="dxa"/>
-          </w:tblCellMar>
-        </w:tblPrEx>
         <w:tc>
           <w:tcPr>
             <w:tcW w:w="750" w:type="dxa"/>
@@ -3901,7 +3793,7 @@
                 <w:sz w:val="13"/>
                 <w:szCs w:val="13"/>
               </w:rPr>
-              <w:t xml:space="preserve">Must have</w:t>
+              <w:t>Must have</w:t>
             </w:r>
           </w:p>
         </w:tc>
@@ -3965,12 +3857,6 @@
         </w:tc>
       </w:tr>
       <w:tr>
-        <w:tblPrEx>
-          <w:tblCellMar>
-            <w:top w:w="0" w:type="dxa"/>
-            <w:bottom w:w="0" w:type="dxa"/>
-          </w:tblCellMar>
-        </w:tblPrEx>
         <w:tc>
           <w:tcPr>
             <w:tcW w:w="750" w:type="dxa"/>
@@ -4116,7 +4002,7 @@
                 <w:sz w:val="13"/>
                 <w:szCs w:val="13"/>
               </w:rPr>
-              <w:t xml:space="preserve">Must have</w:t>
+              <w:t>Must have</w:t>
             </w:r>
           </w:p>
         </w:tc>
@@ -4180,12 +4066,6 @@
         </w:tc>
       </w:tr>
       <w:tr>
-        <w:tblPrEx>
-          <w:tblCellMar>
-            <w:top w:w="0" w:type="dxa"/>
-            <w:bottom w:w="0" w:type="dxa"/>
-          </w:tblCellMar>
-        </w:tblPrEx>
         <w:tc>
           <w:tcPr>
             <w:tcW w:w="750" w:type="dxa"/>
@@ -4331,7 +4211,7 @@
                 <w:sz w:val="13"/>
                 <w:szCs w:val="13"/>
               </w:rPr>
-              <w:t xml:space="preserve">Must have</w:t>
+              <w:t>Must have</w:t>
             </w:r>
           </w:p>
         </w:tc>
@@ -4395,12 +4275,6 @@
         </w:tc>
       </w:tr>
       <w:tr>
-        <w:tblPrEx>
-          <w:tblCellMar>
-            <w:top w:w="0" w:type="dxa"/>
-            <w:bottom w:w="0" w:type="dxa"/>
-          </w:tblCellMar>
-        </w:tblPrEx>
         <w:tc>
           <w:tcPr>
             <w:tcW w:w="750" w:type="dxa"/>
@@ -4546,7 +4420,7 @@
                 <w:sz w:val="13"/>
                 <w:szCs w:val="13"/>
               </w:rPr>
-              <w:t xml:space="preserve">Must have</w:t>
+              <w:t>Must have</w:t>
             </w:r>
           </w:p>
         </w:tc>
@@ -4610,12 +4484,6 @@
         </w:tc>
       </w:tr>
       <w:tr>
-        <w:tblPrEx>
-          <w:tblCellMar>
-            <w:top w:w="0" w:type="dxa"/>
-            <w:bottom w:w="0" w:type="dxa"/>
-          </w:tblCellMar>
-        </w:tblPrEx>
         <w:tc>
           <w:tcPr>
             <w:tcW w:w="750" w:type="dxa"/>
@@ -4761,7 +4629,7 @@
                 <w:sz w:val="13"/>
                 <w:szCs w:val="13"/>
               </w:rPr>
-              <w:t xml:space="preserve">Should have</w:t>
+              <w:t>Should have</w:t>
             </w:r>
           </w:p>
         </w:tc>
@@ -4825,12 +4693,6 @@
         </w:tc>
       </w:tr>
       <w:tr>
-        <w:tblPrEx>
-          <w:tblCellMar>
-            <w:top w:w="0" w:type="dxa"/>
-            <w:bottom w:w="0" w:type="dxa"/>
-          </w:tblCellMar>
-        </w:tblPrEx>
         <w:tc>
           <w:tcPr>
             <w:tcW w:w="750" w:type="dxa"/>
@@ -4887,7 +4749,7 @@
                 <w:sz w:val="15"/>
                 <w:szCs w:val="15"/>
               </w:rPr>
-              <w:t xml:space="preserve">Como deportista, necesito consultar mi listado de matches confirmados, para ver con quiénes ya tengo una conexión establecida.</w:t>
+              <w:t>Como deportista, necesito consultar mi listado de matches confirmados, para ver con quiénes ya tengo una conexión establecida.</w:t>
             </w:r>
           </w:p>
         </w:tc>
@@ -4976,7 +4838,7 @@
                 <w:sz w:val="13"/>
                 <w:szCs w:val="13"/>
               </w:rPr>
-              <w:t xml:space="preserve">Must have</w:t>
+              <w:t>Must have</w:t>
             </w:r>
           </w:p>
         </w:tc>
@@ -5040,12 +4902,6 @@
         </w:tc>
       </w:tr>
       <w:tr>
-        <w:tblPrEx>
-          <w:tblCellMar>
-            <w:top w:w="0" w:type="dxa"/>
-            <w:bottom w:w="0" w:type="dxa"/>
-          </w:tblCellMar>
-        </w:tblPrEx>
         <w:tc>
           <w:tcPr>
             <w:tcW w:w="750" w:type="dxa"/>
@@ -5191,7 +5047,7 @@
                 <w:sz w:val="13"/>
                 <w:szCs w:val="13"/>
               </w:rPr>
-              <w:t xml:space="preserve">Must have</w:t>
+              <w:t>Must have</w:t>
             </w:r>
           </w:p>
         </w:tc>
@@ -5255,12 +5111,6 @@
         </w:tc>
       </w:tr>
       <w:tr>
-        <w:tblPrEx>
-          <w:tblCellMar>
-            <w:top w:w="0" w:type="dxa"/>
-            <w:bottom w:w="0" w:type="dxa"/>
-          </w:tblCellMar>
-        </w:tblPrEx>
         <w:tc>
           <w:tcPr>
             <w:tcW w:w="750" w:type="dxa"/>
@@ -5406,7 +5256,7 @@
                 <w:sz w:val="13"/>
                 <w:szCs w:val="13"/>
               </w:rPr>
-              <w:t xml:space="preserve">Should have</w:t>
+              <w:t>Should have</w:t>
             </w:r>
           </w:p>
         </w:tc>
@@ -5470,12 +5320,6 @@
         </w:tc>
       </w:tr>
       <w:tr>
-        <w:tblPrEx>
-          <w:tblCellMar>
-            <w:top w:w="0" w:type="dxa"/>
-            <w:bottom w:w="0" w:type="dxa"/>
-          </w:tblCellMar>
-        </w:tblPrEx>
         <w:tc>
           <w:tcPr>
             <w:tcW w:w="750" w:type="dxa"/>
@@ -5621,7 +5465,7 @@
                 <w:sz w:val="13"/>
                 <w:szCs w:val="13"/>
               </w:rPr>
-              <w:t xml:space="preserve">Must have</w:t>
+              <w:t>Must have</w:t>
             </w:r>
           </w:p>
         </w:tc>
@@ -5685,12 +5529,6 @@
         </w:tc>
       </w:tr>
       <w:tr>
-        <w:tblPrEx>
-          <w:tblCellMar>
-            <w:top w:w="0" w:type="dxa"/>
-            <w:bottom w:w="0" w:type="dxa"/>
-          </w:tblCellMar>
-        </w:tblPrEx>
         <w:tc>
           <w:tcPr>
             <w:tcW w:w="750" w:type="dxa"/>
@@ -5836,7 +5674,7 @@
                 <w:sz w:val="13"/>
                 <w:szCs w:val="13"/>
               </w:rPr>
-              <w:t xml:space="preserve">Must have</w:t>
+              <w:t>Must have</w:t>
             </w:r>
           </w:p>
         </w:tc>
@@ -5900,12 +5738,6 @@
         </w:tc>
       </w:tr>
       <w:tr>
-        <w:tblPrEx>
-          <w:tblCellMar>
-            <w:top w:w="0" w:type="dxa"/>
-            <w:bottom w:w="0" w:type="dxa"/>
-          </w:tblCellMar>
-        </w:tblPrEx>
         <w:tc>
           <w:tcPr>
             <w:tcW w:w="750" w:type="dxa"/>
@@ -6051,7 +5883,7 @@
                 <w:sz w:val="13"/>
                 <w:szCs w:val="13"/>
               </w:rPr>
-              <w:t xml:space="preserve">Must have</w:t>
+              <w:t>Must have</w:t>
             </w:r>
           </w:p>
         </w:tc>
@@ -6115,12 +5947,6 @@
         </w:tc>
       </w:tr>
       <w:tr>
-        <w:tblPrEx>
-          <w:tblCellMar>
-            <w:top w:w="0" w:type="dxa"/>
-            <w:bottom w:w="0" w:type="dxa"/>
-          </w:tblCellMar>
-        </w:tblPrEx>
         <w:tc>
           <w:tcPr>
             <w:tcW w:w="750" w:type="dxa"/>
@@ -6266,7 +6092,7 @@
                 <w:sz w:val="13"/>
                 <w:szCs w:val="13"/>
               </w:rPr>
-              <w:t xml:space="preserve">Should have</w:t>
+              <w:t>Should have</w:t>
             </w:r>
           </w:p>
         </w:tc>
@@ -6330,12 +6156,6 @@
         </w:tc>
       </w:tr>
       <w:tr>
-        <w:tblPrEx>
-          <w:tblCellMar>
-            <w:top w:w="0" w:type="dxa"/>
-            <w:bottom w:w="0" w:type="dxa"/>
-          </w:tblCellMar>
-        </w:tblPrEx>
         <w:tc>
           <w:tcPr>
             <w:tcW w:w="750" w:type="dxa"/>
@@ -6481,7 +6301,7 @@
                 <w:sz w:val="13"/>
                 <w:szCs w:val="13"/>
               </w:rPr>
-              <w:t xml:space="preserve">Should have</w:t>
+              <w:t>Should have</w:t>
             </w:r>
           </w:p>
         </w:tc>
@@ -6545,12 +6365,6 @@
         </w:tc>
       </w:tr>
       <w:tr>
-        <w:tblPrEx>
-          <w:tblCellMar>
-            <w:top w:w="0" w:type="dxa"/>
-            <w:bottom w:w="0" w:type="dxa"/>
-          </w:tblCellMar>
-        </w:tblPrEx>
         <w:tc>
           <w:tcPr>
             <w:tcW w:w="750" w:type="dxa"/>
@@ -6696,7 +6510,7 @@
                 <w:sz w:val="13"/>
                 <w:szCs w:val="13"/>
               </w:rPr>
-              <w:t xml:space="preserve">Must have</w:t>
+              <w:t>Must have</w:t>
             </w:r>
           </w:p>
         </w:tc>
@@ -6760,12 +6574,6 @@
         </w:tc>
       </w:tr>
       <w:tr>
-        <w:tblPrEx>
-          <w:tblCellMar>
-            <w:top w:w="0" w:type="dxa"/>
-            <w:bottom w:w="0" w:type="dxa"/>
-          </w:tblCellMar>
-        </w:tblPrEx>
         <w:tc>
           <w:tcPr>
             <w:tcW w:w="750" w:type="dxa"/>
@@ -6911,7 +6719,7 @@
                 <w:sz w:val="13"/>
                 <w:szCs w:val="13"/>
               </w:rPr>
-              <w:t xml:space="preserve">Must have</w:t>
+              <w:t>Must have</w:t>
             </w:r>
           </w:p>
         </w:tc>
@@ -6975,12 +6783,6 @@
         </w:tc>
       </w:tr>
       <w:tr>
-        <w:tblPrEx>
-          <w:tblCellMar>
-            <w:top w:w="0" w:type="dxa"/>
-            <w:bottom w:w="0" w:type="dxa"/>
-          </w:tblCellMar>
-        </w:tblPrEx>
         <w:tc>
           <w:tcPr>
             <w:tcW w:w="750" w:type="dxa"/>
@@ -7127,7 +6929,7 @@
                 <w:sz w:val="13"/>
                 <w:szCs w:val="13"/>
               </w:rPr>
-              <w:t xml:space="preserve">Must have</w:t>
+              <w:t>Must have</w:t>
             </w:r>
           </w:p>
         </w:tc>
@@ -7191,12 +6993,6 @@
         </w:tc>
       </w:tr>
       <w:tr>
-        <w:tblPrEx>
-          <w:tblCellMar>
-            <w:top w:w="0" w:type="dxa"/>
-            <w:bottom w:w="0" w:type="dxa"/>
-          </w:tblCellMar>
-        </w:tblPrEx>
         <w:tc>
           <w:tcPr>
             <w:tcW w:w="750" w:type="dxa"/>
@@ -7342,7 +7138,7 @@
                 <w:sz w:val="13"/>
                 <w:szCs w:val="13"/>
               </w:rPr>
-              <w:t xml:space="preserve">Must have</w:t>
+              <w:t>Must have</w:t>
             </w:r>
           </w:p>
         </w:tc>
@@ -7406,12 +7202,6 @@
         </w:tc>
       </w:tr>
       <w:tr>
-        <w:tblPrEx>
-          <w:tblCellMar>
-            <w:top w:w="0" w:type="dxa"/>
-            <w:bottom w:w="0" w:type="dxa"/>
-          </w:tblCellMar>
-        </w:tblPrEx>
         <w:tc>
           <w:tcPr>
             <w:tcW w:w="750" w:type="dxa"/>
@@ -7557,7 +7347,7 @@
                 <w:sz w:val="13"/>
                 <w:szCs w:val="13"/>
               </w:rPr>
-              <w:t xml:space="preserve">Must have</w:t>
+              <w:t>Must have</w:t>
             </w:r>
           </w:p>
         </w:tc>
@@ -7621,12 +7411,6 @@
         </w:tc>
       </w:tr>
       <w:tr>
-        <w:tblPrEx>
-          <w:tblCellMar>
-            <w:top w:w="0" w:type="dxa"/>
-            <w:bottom w:w="0" w:type="dxa"/>
-          </w:tblCellMar>
-        </w:tblPrEx>
         <w:tc>
           <w:tcPr>
             <w:tcW w:w="750" w:type="dxa"/>
@@ -7772,7 +7556,7 @@
                 <w:sz w:val="13"/>
                 <w:szCs w:val="13"/>
               </w:rPr>
-              <w:t xml:space="preserve">Should have</w:t>
+              <w:t>Should have</w:t>
             </w:r>
           </w:p>
         </w:tc>
@@ -7836,12 +7620,6 @@
         </w:tc>
       </w:tr>
       <w:tr>
-        <w:tblPrEx>
-          <w:tblCellMar>
-            <w:top w:w="0" w:type="dxa"/>
-            <w:bottom w:w="0" w:type="dxa"/>
-          </w:tblCellMar>
-        </w:tblPrEx>
         <w:tc>
           <w:tcPr>
             <w:tcW w:w="750" w:type="dxa"/>
@@ -7987,7 +7765,7 @@
                 <w:sz w:val="13"/>
                 <w:szCs w:val="13"/>
               </w:rPr>
-              <w:t xml:space="preserve">Must have</w:t>
+              <w:t>Must have</w:t>
             </w:r>
           </w:p>
         </w:tc>
@@ -8051,12 +7829,6 @@
         </w:tc>
       </w:tr>
       <w:tr>
-        <w:tblPrEx>
-          <w:tblCellMar>
-            <w:top w:w="0" w:type="dxa"/>
-            <w:bottom w:w="0" w:type="dxa"/>
-          </w:tblCellMar>
-        </w:tblPrEx>
         <w:tc>
           <w:tcPr>
             <w:tcW w:w="750" w:type="dxa"/>
@@ -8202,7 +7974,7 @@
                 <w:sz w:val="13"/>
                 <w:szCs w:val="13"/>
               </w:rPr>
-              <w:t xml:space="preserve">Must have</w:t>
+              <w:t>Must have</w:t>
             </w:r>
           </w:p>
         </w:tc>
@@ -8266,12 +8038,6 @@
         </w:tc>
       </w:tr>
       <w:tr>
-        <w:tblPrEx>
-          <w:tblCellMar>
-            <w:top w:w="0" w:type="dxa"/>
-            <w:bottom w:w="0" w:type="dxa"/>
-          </w:tblCellMar>
-        </w:tblPrEx>
         <w:tc>
           <w:tcPr>
             <w:tcW w:w="750" w:type="dxa"/>
@@ -8417,7 +8183,7 @@
                 <w:sz w:val="13"/>
                 <w:szCs w:val="13"/>
               </w:rPr>
-              <w:t xml:space="preserve">Must have</w:t>
+              <w:t>Must have</w:t>
             </w:r>
           </w:p>
         </w:tc>
@@ -8481,12 +8247,6 @@
         </w:tc>
       </w:tr>
       <w:tr>
-        <w:tblPrEx>
-          <w:tblCellMar>
-            <w:top w:w="0" w:type="dxa"/>
-            <w:bottom w:w="0" w:type="dxa"/>
-          </w:tblCellMar>
-        </w:tblPrEx>
         <w:tc>
           <w:tcPr>
             <w:tcW w:w="750" w:type="dxa"/>
@@ -8632,7 +8392,7 @@
                 <w:sz w:val="13"/>
                 <w:szCs w:val="13"/>
               </w:rPr>
-              <w:t xml:space="preserve">Should have</w:t>
+              <w:t>Should have</w:t>
             </w:r>
           </w:p>
         </w:tc>
@@ -8696,12 +8456,6 @@
         </w:tc>
       </w:tr>
       <w:tr>
-        <w:tblPrEx>
-          <w:tblCellMar>
-            <w:top w:w="0" w:type="dxa"/>
-            <w:bottom w:w="0" w:type="dxa"/>
-          </w:tblCellMar>
-        </w:tblPrEx>
         <w:tc>
           <w:tcPr>
             <w:tcW w:w="750" w:type="dxa"/>
@@ -8847,7 +8601,7 @@
                 <w:sz w:val="13"/>
                 <w:szCs w:val="13"/>
               </w:rPr>
-              <w:t xml:space="preserve">Should have</w:t>
+              <w:t>Should have</w:t>
             </w:r>
           </w:p>
         </w:tc>
@@ -8911,12 +8665,6 @@
         </w:tc>
       </w:tr>
       <w:tr>
-        <w:tblPrEx>
-          <w:tblCellMar>
-            <w:top w:w="0" w:type="dxa"/>
-            <w:bottom w:w="0" w:type="dxa"/>
-          </w:tblCellMar>
-        </w:tblPrEx>
         <w:tc>
           <w:tcPr>
             <w:tcW w:w="750" w:type="dxa"/>
@@ -9062,7 +8810,7 @@
                 <w:sz w:val="13"/>
                 <w:szCs w:val="13"/>
               </w:rPr>
-              <w:t xml:space="preserve">Should have</w:t>
+              <w:t>Should have</w:t>
             </w:r>
           </w:p>
         </w:tc>
@@ -9120,18 +8868,12 @@
                 <w:sz w:val="15"/>
                 <w:szCs w:val="15"/>
               </w:rPr>
-              <w:t xml:space="preserve">S6</w:t>
+              <w:t>S6</w:t>
             </w:r>
           </w:p>
         </w:tc>
       </w:tr>
       <w:tr>
-        <w:tblPrEx>
-          <w:tblCellMar>
-            <w:top w:w="0" w:type="dxa"/>
-            <w:bottom w:w="0" w:type="dxa"/>
-          </w:tblCellMar>
-        </w:tblPrEx>
         <w:tc>
           <w:tcPr>
             <w:tcW w:w="750" w:type="dxa"/>
@@ -9277,7 +9019,7 @@
                 <w:sz w:val="13"/>
                 <w:szCs w:val="13"/>
               </w:rPr>
-              <w:t xml:space="preserve">Should have</w:t>
+              <w:t>Should have</w:t>
             </w:r>
           </w:p>
         </w:tc>
@@ -9335,18 +9077,12 @@
                 <w:sz w:val="15"/>
                 <w:szCs w:val="15"/>
               </w:rPr>
-              <w:t xml:space="preserve">S6</w:t>
+              <w:t>S6</w:t>
             </w:r>
           </w:p>
         </w:tc>
       </w:tr>
       <w:tr>
-        <w:tblPrEx>
-          <w:tblCellMar>
-            <w:top w:w="0" w:type="dxa"/>
-            <w:bottom w:w="0" w:type="dxa"/>
-          </w:tblCellMar>
-        </w:tblPrEx>
         <w:tc>
           <w:tcPr>
             <w:tcW w:w="750" w:type="dxa"/>
@@ -9492,7 +9228,7 @@
                 <w:sz w:val="13"/>
                 <w:szCs w:val="13"/>
               </w:rPr>
-              <w:t xml:space="preserve">Should have</w:t>
+              <w:t>Should have</w:t>
             </w:r>
           </w:p>
         </w:tc>
@@ -9550,18 +9286,12 @@
                 <w:sz w:val="15"/>
                 <w:szCs w:val="15"/>
               </w:rPr>
-              <w:t xml:space="preserve">S7</w:t>
+              <w:t>S7</w:t>
             </w:r>
           </w:p>
         </w:tc>
       </w:tr>
       <w:tr>
-        <w:tblPrEx>
-          <w:tblCellMar>
-            <w:top w:w="0" w:type="dxa"/>
-            <w:bottom w:w="0" w:type="dxa"/>
-          </w:tblCellMar>
-        </w:tblPrEx>
         <w:tc>
           <w:tcPr>
             <w:tcW w:w="750" w:type="dxa"/>
@@ -9707,7 +9437,7 @@
                 <w:sz w:val="13"/>
                 <w:szCs w:val="13"/>
               </w:rPr>
-              <w:t xml:space="preserve">Should have</w:t>
+              <w:t>Should have</w:t>
             </w:r>
           </w:p>
         </w:tc>
@@ -9765,18 +9495,12 @@
                 <w:sz w:val="15"/>
                 <w:szCs w:val="15"/>
               </w:rPr>
-              <w:t xml:space="preserve">S7</w:t>
+              <w:t>S7</w:t>
             </w:r>
           </w:p>
         </w:tc>
       </w:tr>
       <w:tr>
-        <w:tblPrEx>
-          <w:tblCellMar>
-            <w:top w:w="0" w:type="dxa"/>
-            <w:bottom w:w="0" w:type="dxa"/>
-          </w:tblCellMar>
-        </w:tblPrEx>
         <w:tc>
           <w:tcPr>
             <w:tcW w:w="750" w:type="dxa"/>
@@ -9833,7 +9557,7 @@
                 <w:sz w:val="15"/>
                 <w:szCs w:val="15"/>
               </w:rPr>
-              <w:t xml:space="preserve">Como administrador de plataforma, necesito revisar cuentas y clubes registrados en la plataforma, para controlar el uso general de SportMatch.</w:t>
+              <w:t>Como administrador de plataforma, necesito revisar cuentas y clubes registrados en la plataforma, para controlar el uso general de SportMatch.</w:t>
             </w:r>
           </w:p>
         </w:tc>
@@ -9890,7 +9614,7 @@
                 <w:sz w:val="15"/>
                 <w:szCs w:val="15"/>
               </w:rPr>
-              <w:t xml:space="preserve">Administración y moderación de SportMatch</w:t>
+              <w:t>Administración y moderación de SportMatch</w:t>
             </w:r>
           </w:p>
         </w:tc>
@@ -9922,7 +9646,7 @@
                 <w:sz w:val="13"/>
                 <w:szCs w:val="13"/>
               </w:rPr>
-              <w:t xml:space="preserve">Should have</w:t>
+              <w:t>Should have</w:t>
             </w:r>
           </w:p>
         </w:tc>
@@ -9986,12 +9710,6 @@
         </w:tc>
       </w:tr>
       <w:tr>
-        <w:tblPrEx>
-          <w:tblCellMar>
-            <w:top w:w="0" w:type="dxa"/>
-            <w:bottom w:w="0" w:type="dxa"/>
-          </w:tblCellMar>
-        </w:tblPrEx>
         <w:tc>
           <w:tcPr>
             <w:tcW w:w="750" w:type="dxa"/>
@@ -10105,7 +9823,7 @@
                 <w:sz w:val="15"/>
                 <w:szCs w:val="15"/>
               </w:rPr>
-              <w:t xml:space="preserve">Administración y moderación de SportMatch</w:t>
+              <w:t>Administración y moderación de SportMatch</w:t>
             </w:r>
           </w:p>
         </w:tc>
@@ -10137,7 +9855,7 @@
                 <w:sz w:val="13"/>
                 <w:szCs w:val="13"/>
               </w:rPr>
-              <w:t xml:space="preserve">Should have</w:t>
+              <w:t>Should have</w:t>
             </w:r>
           </w:p>
         </w:tc>
@@ -10201,12 +9919,6 @@
         </w:tc>
       </w:tr>
       <w:tr>
-        <w:tblPrEx>
-          <w:tblCellMar>
-            <w:top w:w="0" w:type="dxa"/>
-            <w:bottom w:w="0" w:type="dxa"/>
-          </w:tblCellMar>
-        </w:tblPrEx>
         <w:tc>
           <w:tcPr>
             <w:tcW w:w="750" w:type="dxa"/>
@@ -10321,7 +10033,7 @@
                 <w:sz w:val="15"/>
                 <w:szCs w:val="15"/>
               </w:rPr>
-              <w:t xml:space="preserve">Administración y moderación de SportMatch</w:t>
+              <w:t>Administración y moderación de SportMatch</w:t>
             </w:r>
           </w:p>
         </w:tc>
@@ -10353,7 +10065,7 @@
                 <w:sz w:val="13"/>
                 <w:szCs w:val="13"/>
               </w:rPr>
-              <w:t xml:space="preserve">Should have</w:t>
+              <w:t>Should have</w:t>
             </w:r>
           </w:p>
         </w:tc>
@@ -10417,12 +10129,6 @@
         </w:tc>
       </w:tr>
       <w:tr>
-        <w:tblPrEx>
-          <w:tblCellMar>
-            <w:top w:w="0" w:type="dxa"/>
-            <w:bottom w:w="0" w:type="dxa"/>
-          </w:tblCellMar>
-        </w:tblPrEx>
         <w:tc>
           <w:tcPr>
             <w:tcW w:w="750" w:type="dxa"/>
@@ -10536,7 +10242,7 @@
                 <w:sz w:val="15"/>
                 <w:szCs w:val="15"/>
               </w:rPr>
-              <w:t xml:space="preserve">Administración y moderación de SportMatch</w:t>
+              <w:t>Administración y moderación de SportMatch</w:t>
             </w:r>
           </w:p>
         </w:tc>
@@ -10568,7 +10274,7 @@
                 <w:sz w:val="13"/>
                 <w:szCs w:val="13"/>
               </w:rPr>
-              <w:t xml:space="preserve">Should have</w:t>
+              <w:t>Should have</w:t>
             </w:r>
           </w:p>
         </w:tc>
@@ -10632,12 +10338,6 @@
         </w:tc>
       </w:tr>
       <w:tr>
-        <w:tblPrEx>
-          <w:tblCellMar>
-            <w:top w:w="0" w:type="dxa"/>
-            <w:bottom w:w="0" w:type="dxa"/>
-          </w:tblCellMar>
-        </w:tblPrEx>
         <w:tc>
           <w:tcPr>
             <w:tcW w:w="750" w:type="dxa"/>
@@ -10783,7 +10483,7 @@
                 <w:sz w:val="13"/>
                 <w:szCs w:val="13"/>
               </w:rPr>
-              <w:t xml:space="preserve">Must have</w:t>
+              <w:t>Must have</w:t>
             </w:r>
           </w:p>
         </w:tc>
@@ -10847,12 +10547,6 @@
         </w:tc>
       </w:tr>
       <w:tr>
-        <w:tblPrEx>
-          <w:tblCellMar>
-            <w:top w:w="0" w:type="dxa"/>
-            <w:bottom w:w="0" w:type="dxa"/>
-          </w:tblCellMar>
-        </w:tblPrEx>
         <w:tc>
           <w:tcPr>
             <w:tcW w:w="750" w:type="dxa"/>
@@ -10998,7 +10692,7 @@
                 <w:sz w:val="13"/>
                 <w:szCs w:val="13"/>
               </w:rPr>
-              <w:t xml:space="preserve">Should have</w:t>
+              <w:t>Should have</w:t>
             </w:r>
           </w:p>
         </w:tc>
@@ -11062,12 +10756,6 @@
         </w:tc>
       </w:tr>
       <w:tr>
-        <w:tblPrEx>
-          <w:tblCellMar>
-            <w:top w:w="0" w:type="dxa"/>
-            <w:bottom w:w="0" w:type="dxa"/>
-          </w:tblCellMar>
-        </w:tblPrEx>
         <w:tc>
           <w:tcPr>
             <w:tcW w:w="750" w:type="dxa"/>
@@ -11213,7 +10901,7 @@
                 <w:sz w:val="13"/>
                 <w:szCs w:val="13"/>
               </w:rPr>
-              <w:t xml:space="preserve">Could have</w:t>
+              <w:t>Could have</w:t>
             </w:r>
           </w:p>
         </w:tc>
@@ -11277,12 +10965,6 @@
         </w:tc>
       </w:tr>
       <w:tr>
-        <w:tblPrEx>
-          <w:tblCellMar>
-            <w:top w:w="0" w:type="dxa"/>
-            <w:bottom w:w="0" w:type="dxa"/>
-          </w:tblCellMar>
-        </w:tblPrEx>
         <w:tc>
           <w:tcPr>
             <w:tcW w:w="750" w:type="dxa"/>
@@ -11428,7 +11110,7 @@
                 <w:sz w:val="13"/>
                 <w:szCs w:val="13"/>
               </w:rPr>
-              <w:t xml:space="preserve">Should have</w:t>
+              <w:t>Should have</w:t>
             </w:r>
           </w:p>
         </w:tc>
@@ -11492,12 +11174,6 @@
         </w:tc>
       </w:tr>
       <w:tr>
-        <w:tblPrEx>
-          <w:tblCellMar>
-            <w:top w:w="0" w:type="dxa"/>
-            <w:bottom w:w="0" w:type="dxa"/>
-          </w:tblCellMar>
-        </w:tblPrEx>
         <w:tc>
           <w:tcPr>
             <w:tcW w:w="750" w:type="dxa"/>
@@ -11526,7 +11202,7 @@
                 <w:sz w:val="15"/>
                 <w:szCs w:val="15"/>
               </w:rPr>
-              <w:t xml:space="preserve">HU-53</w:t>
+              <w:t>HU-53</w:t>
             </w:r>
           </w:p>
         </w:tc>
@@ -11554,7 +11230,7 @@
                 <w:sz w:val="15"/>
                 <w:szCs w:val="15"/>
               </w:rPr>
-              <w:t xml:space="preserve">Como sistema, necesito confirmar el resultado del pago con Transbank, para activar la suscripción solo cuando el pago fue aprobado.</w:t>
+              <w:t>Como sistema, necesito confirmar el resultado del pago con Transbank, para activar la suscripción solo cuando el pago fue aprobado.</w:t>
             </w:r>
           </w:p>
         </w:tc>
@@ -11583,7 +11259,7 @@
                 <w:sz w:val="15"/>
                 <w:szCs w:val="15"/>
               </w:rPr>
-              <w:t xml:space="preserve">EP-08</w:t>
+              <w:t>EP-08</w:t>
             </w:r>
           </w:p>
         </w:tc>
@@ -11611,7 +11287,7 @@
                 <w:sz w:val="15"/>
                 <w:szCs w:val="15"/>
               </w:rPr>
-              <w:t xml:space="preserve">Planes y suscripciones</w:t>
+              <w:t>Planes y suscripciones</w:t>
             </w:r>
           </w:p>
         </w:tc>
@@ -11643,7 +11319,7 @@
                 <w:sz w:val="13"/>
                 <w:szCs w:val="13"/>
               </w:rPr>
-              <w:t xml:space="preserve">Should have</w:t>
+              <w:t>Should have</w:t>
             </w:r>
           </w:p>
         </w:tc>
@@ -11672,7 +11348,7 @@
                 <w:sz w:val="15"/>
                 <w:szCs w:val="15"/>
               </w:rPr>
-              <w:t xml:space="preserve">5</w:t>
+              <w:t>5</w:t>
             </w:r>
           </w:p>
         </w:tc>
@@ -11701,18 +11377,12 @@
                 <w:sz w:val="15"/>
                 <w:szCs w:val="15"/>
               </w:rPr>
-              <w:t xml:space="preserve">S7</w:t>
+              <w:t>S7</w:t>
             </w:r>
           </w:p>
         </w:tc>
       </w:tr>
       <w:tr>
-        <w:tblPrEx>
-          <w:tblCellMar>
-            <w:top w:w="0" w:type="dxa"/>
-            <w:bottom w:w="0" w:type="dxa"/>
-          </w:tblCellMar>
-        </w:tblPrEx>
         <w:tc>
           <w:tcPr>
             <w:tcW w:w="750" w:type="dxa"/>
@@ -11741,7 +11411,7 @@
                 <w:sz w:val="15"/>
                 <w:szCs w:val="15"/>
               </w:rPr>
-              <w:t xml:space="preserve">HU-54</w:t>
+              <w:t>HU-54</w:t>
             </w:r>
           </w:p>
         </w:tc>
@@ -11769,7 +11439,7 @@
                 <w:sz w:val="15"/>
                 <w:szCs w:val="15"/>
               </w:rPr>
-              <w:t xml:space="preserve">Como sistema, necesito aplicar los beneficios según el plan o convenio vigente, para diferenciar lo gratuito de lo pagado en la plataforma.</w:t>
+              <w:t>Como sistema, necesito aplicar los beneficios según el plan o convenio vigente, para diferenciar lo gratuito de lo pagado en la plataforma.</w:t>
             </w:r>
           </w:p>
         </w:tc>
@@ -11798,7 +11468,7 @@
                 <w:sz w:val="15"/>
                 <w:szCs w:val="15"/>
               </w:rPr>
-              <w:t xml:space="preserve">EP-08</w:t>
+              <w:t>EP-08</w:t>
             </w:r>
           </w:p>
         </w:tc>
@@ -11826,7 +11496,7 @@
                 <w:sz w:val="15"/>
                 <w:szCs w:val="15"/>
               </w:rPr>
-              <w:t xml:space="preserve">Planes y suscripciones</w:t>
+              <w:t>Planes y suscripciones</w:t>
             </w:r>
           </w:p>
         </w:tc>
@@ -11858,7 +11528,7 @@
                 <w:sz w:val="13"/>
                 <w:szCs w:val="13"/>
               </w:rPr>
-              <w:t xml:space="preserve">Should have</w:t>
+              <w:t>Should have</w:t>
             </w:r>
           </w:p>
         </w:tc>
@@ -11887,7 +11557,7 @@
                 <w:sz w:val="15"/>
                 <w:szCs w:val="15"/>
               </w:rPr>
-              <w:t xml:space="preserve">3</w:t>
+              <w:t>3</w:t>
             </w:r>
           </w:p>
         </w:tc>
@@ -11916,18 +11586,12 @@
                 <w:sz w:val="15"/>
                 <w:szCs w:val="15"/>
               </w:rPr>
-              <w:t xml:space="preserve">S7</w:t>
+              <w:t>S7</w:t>
             </w:r>
           </w:p>
         </w:tc>
       </w:tr>
       <w:tr>
-        <w:tblPrEx>
-          <w:tblCellMar>
-            <w:top w:w="0" w:type="dxa"/>
-            <w:bottom w:w="0" w:type="dxa"/>
-          </w:tblCellMar>
-        </w:tblPrEx>
         <w:tc>
           <w:tcPr>
             <w:tcW w:w="750" w:type="dxa"/>
@@ -11956,7 +11620,7 @@
                 <w:sz w:val="15"/>
                 <w:szCs w:val="15"/>
               </w:rPr>
-              <w:t xml:space="preserve">HU-55</w:t>
+              <w:t>HU-55</w:t>
             </w:r>
           </w:p>
         </w:tc>
@@ -11984,7 +11648,7 @@
                 <w:sz w:val="15"/>
                 <w:szCs w:val="15"/>
               </w:rPr>
-              <w:t xml:space="preserve">Como sistema, necesito avisar el vencimiento de una suscripción o convenio, para que el deportista o el club pueda renovarlo a tiempo.</w:t>
+              <w:t>Como sistema, necesito avisar el vencimiento de una suscripción o convenio, para que el deportista o el club pueda renovarlo a tiempo.</w:t>
             </w:r>
           </w:p>
         </w:tc>
@@ -12013,7 +11677,7 @@
                 <w:sz w:val="15"/>
                 <w:szCs w:val="15"/>
               </w:rPr>
-              <w:t xml:space="preserve">EP-08</w:t>
+              <w:t>EP-08</w:t>
             </w:r>
           </w:p>
         </w:tc>
@@ -12041,7 +11705,7 @@
                 <w:sz w:val="15"/>
                 <w:szCs w:val="15"/>
               </w:rPr>
-              <w:t xml:space="preserve">Planes y suscripciones</w:t>
+              <w:t>Planes y suscripciones</w:t>
             </w:r>
           </w:p>
         </w:tc>
@@ -12073,7 +11737,7 @@
                 <w:sz w:val="13"/>
                 <w:szCs w:val="13"/>
               </w:rPr>
-              <w:t xml:space="preserve">Should have</w:t>
+              <w:t>Should have</w:t>
             </w:r>
           </w:p>
         </w:tc>
@@ -12102,7 +11766,7 @@
                 <w:sz w:val="15"/>
                 <w:szCs w:val="15"/>
               </w:rPr>
-              <w:t xml:space="preserve">3</w:t>
+              <w:t>3</w:t>
             </w:r>
           </w:p>
         </w:tc>
@@ -12131,18 +11795,12 @@
                 <w:sz w:val="15"/>
                 <w:szCs w:val="15"/>
               </w:rPr>
-              <w:t xml:space="preserve">S7</w:t>
+              <w:t>S7</w:t>
             </w:r>
           </w:p>
         </w:tc>
       </w:tr>
       <w:tr>
-        <w:tblPrEx>
-          <w:tblCellMar>
-            <w:top w:w="0" w:type="dxa"/>
-            <w:bottom w:w="0" w:type="dxa"/>
-          </w:tblCellMar>
-        </w:tblPrEx>
         <w:tc>
           <w:tcPr>
             <w:tcW w:w="750" w:type="dxa"/>
@@ -12171,7 +11829,7 @@
                 <w:sz w:val="15"/>
                 <w:szCs w:val="15"/>
               </w:rPr>
-              <w:t xml:space="preserve">HU-56</w:t>
+              <w:t>HU-56</w:t>
             </w:r>
           </w:p>
         </w:tc>
@@ -12199,7 +11857,7 @@
                 <w:sz w:val="15"/>
                 <w:szCs w:val="15"/>
               </w:rPr>
-              <w:t xml:space="preserve">Como administrador de plataforma, necesito gestionar los planes y convenios disponibles, para mantener actualizada la oferta de SportMatch.</w:t>
+              <w:t>Como administrador de plataforma, necesito gestionar los planes y convenios disponibles, para mantener actualizada la oferta de SportMatch.</w:t>
             </w:r>
           </w:p>
         </w:tc>
@@ -12228,7 +11886,7 @@
                 <w:sz w:val="15"/>
                 <w:szCs w:val="15"/>
               </w:rPr>
-              <w:t xml:space="preserve">EP-08</w:t>
+              <w:t>EP-08</w:t>
             </w:r>
           </w:p>
         </w:tc>
@@ -12256,7 +11914,7 @@
                 <w:sz w:val="15"/>
                 <w:szCs w:val="15"/>
               </w:rPr>
-              <w:t xml:space="preserve">Planes y suscripciones</w:t>
+              <w:t>Planes y suscripciones</w:t>
             </w:r>
           </w:p>
         </w:tc>
@@ -12288,7 +11946,7 @@
                 <w:sz w:val="13"/>
                 <w:szCs w:val="13"/>
               </w:rPr>
-              <w:t xml:space="preserve">Should have</w:t>
+              <w:t>Should have</w:t>
             </w:r>
           </w:p>
         </w:tc>
@@ -12317,7 +11975,7 @@
                 <w:sz w:val="15"/>
                 <w:szCs w:val="15"/>
               </w:rPr>
-              <w:t xml:space="preserve">5</w:t>
+              <w:t>5</w:t>
             </w:r>
           </w:p>
         </w:tc>
@@ -12346,18 +12004,12 @@
                 <w:sz w:val="15"/>
                 <w:szCs w:val="15"/>
               </w:rPr>
-              <w:t xml:space="preserve">S6</w:t>
+              <w:t>S6</w:t>
             </w:r>
           </w:p>
         </w:tc>
       </w:tr>
       <w:tr>
-        <w:tblPrEx>
-          <w:tblCellMar>
-            <w:top w:w="0" w:type="dxa"/>
-            <w:bottom w:w="0" w:type="dxa"/>
-          </w:tblCellMar>
-        </w:tblPrEx>
         <w:tc>
           <w:tcPr>
             <w:tcW w:w="750" w:type="dxa"/>
@@ -12386,7 +12038,7 @@
                 <w:sz w:val="15"/>
                 <w:szCs w:val="15"/>
               </w:rPr>
-              <w:t xml:space="preserve">HU-57</w:t>
+              <w:t>HU-57</w:t>
             </w:r>
           </w:p>
         </w:tc>
@@ -12414,7 +12066,7 @@
                 <w:sz w:val="15"/>
                 <w:szCs w:val="15"/>
               </w:rPr>
-              <w:t xml:space="preserve">Como administrador de plataforma, necesito consultar los pagos y suscripciones de la plataforma, para auditar la operación sin alterar el resultado entregado por Transbank.</w:t>
+              <w:t>Como administrador de plataforma, necesito consultar los pagos y suscripciones de la plataforma, para auditar la operación sin alterar el resultado entregado por Transbank.</w:t>
             </w:r>
           </w:p>
         </w:tc>
@@ -12443,7 +12095,7 @@
                 <w:sz w:val="15"/>
                 <w:szCs w:val="15"/>
               </w:rPr>
-              <w:t xml:space="preserve">EP-08</w:t>
+              <w:t>EP-08</w:t>
             </w:r>
           </w:p>
         </w:tc>
@@ -12471,7 +12123,7 @@
                 <w:sz w:val="15"/>
                 <w:szCs w:val="15"/>
               </w:rPr>
-              <w:t xml:space="preserve">Planes y suscripciones</w:t>
+              <w:t>Planes y suscripciones</w:t>
             </w:r>
           </w:p>
         </w:tc>
@@ -12503,7 +12155,7 @@
                 <w:sz w:val="13"/>
                 <w:szCs w:val="13"/>
               </w:rPr>
-              <w:t xml:space="preserve">Should have</w:t>
+              <w:t>Should have</w:t>
             </w:r>
           </w:p>
         </w:tc>
@@ -12532,7 +12184,7 @@
                 <w:sz w:val="15"/>
                 <w:szCs w:val="15"/>
               </w:rPr>
-              <w:t xml:space="preserve">3</w:t>
+              <w:t>3</w:t>
             </w:r>
           </w:p>
         </w:tc>
@@ -12561,7 +12213,1091 @@
                 <w:sz w:val="15"/>
                 <w:szCs w:val="15"/>
               </w:rPr>
-              <w:t xml:space="preserve">S7</w:t>
+              <w:t>S7</w:t>
+            </w:r>
+          </w:p>
+        </w:tc>
+      </w:tr>
+      <w:tr>
+        <w:tc>
+          <w:tcPr>
+            <w:tcW w:w="750" w:type="dxa"/>
+            <w:tcBorders>
+              <w:top w:val="single" w:sz="4" w:space="0" w:color="auto"/>
+              <w:left w:val="single" w:sz="4" w:space="0" w:color="auto"/>
+              <w:bottom w:val="single" w:sz="4" w:space="0" w:color="auto"/>
+              <w:right w:val="single" w:sz="4" w:space="0" w:color="auto"/>
+            </w:tcBorders>
+            <w:shd w:val="clear" w:color="auto" w:fill="F2F2F2"/>
+            <w:tcMar>
+              <w:top w:w="50" w:type="dxa"/>
+              <w:left w:w="70" w:type="dxa"/>
+              <w:bottom w:w="50" w:type="dxa"/>
+              <w:right w:w="70" w:type="dxa"/>
+            </w:tcMar>
+            <w:vAlign w:val="center"/>
+          </w:tcPr>
+          <w:p>
+            <w:pPr>
+              <w:jc w:val="center"/>
+              <w:rPr>
+                <w:rFonts w:asciiTheme="minorHAnsi" w:hAnsiTheme="minorHAnsi" w:cstheme="minorHAnsi"/>
+                <w:b/>
+                <w:bCs/>
+                <w:color w:val="000000"/>
+                <w:sz w:val="15"/>
+                <w:szCs w:val="15"/>
+              </w:rPr>
+            </w:pPr>
+            <w:r>
+              <w:rPr>
+                <w:rFonts w:asciiTheme="minorHAnsi" w:hAnsiTheme="minorHAnsi" w:cstheme="minorHAnsi"/>
+                <w:b/>
+                <w:bCs/>
+                <w:color w:val="000000"/>
+                <w:sz w:val="15"/>
+                <w:szCs w:val="15"/>
+              </w:rPr>
+              <w:t>HU-5</w:t>
+            </w:r>
+            <w:r>
+              <w:rPr>
+                <w:rFonts w:asciiTheme="minorHAnsi" w:hAnsiTheme="minorHAnsi" w:cstheme="minorHAnsi"/>
+                <w:b/>
+                <w:bCs/>
+                <w:color w:val="000000"/>
+                <w:sz w:val="15"/>
+                <w:szCs w:val="15"/>
+              </w:rPr>
+              <w:t>8</w:t>
+            </w:r>
+          </w:p>
+        </w:tc>
+        <w:tc>
+          <w:tcPr>
+            <w:tcW w:w="4300" w:type="dxa"/>
+            <w:tcBorders>
+              <w:top w:val="single" w:sz="4" w:space="0" w:color="auto"/>
+              <w:left w:val="single" w:sz="4" w:space="0" w:color="auto"/>
+              <w:bottom w:val="single" w:sz="4" w:space="0" w:color="auto"/>
+              <w:right w:val="single" w:sz="4" w:space="0" w:color="auto"/>
+            </w:tcBorders>
+            <w:tcMar>
+              <w:top w:w="50" w:type="dxa"/>
+              <w:left w:w="70" w:type="dxa"/>
+              <w:bottom w:w="50" w:type="dxa"/>
+              <w:right w:w="70" w:type="dxa"/>
+            </w:tcMar>
+            <w:vAlign w:val="center"/>
+          </w:tcPr>
+          <w:p>
+            <w:pPr>
+              <w:rPr>
+                <w:rFonts w:asciiTheme="majorHAnsi" w:hAnsiTheme="majorHAnsi" w:cstheme="majorHAnsi"/>
+                <w:color w:val="000000"/>
+                <w:sz w:val="15"/>
+                <w:szCs w:val="15"/>
+              </w:rPr>
+            </w:pPr>
+            <w:r>
+              <w:rPr>
+                <w:rFonts w:asciiTheme="majorHAnsi" w:hAnsiTheme="majorHAnsi" w:cstheme="majorHAnsi"/>
+                <w:sz w:val="15"/>
+                <w:szCs w:val="15"/>
+              </w:rPr>
+              <w:t>Como usuario en un chat deportivo, quiero compartir mi ubicación o imágenes del punto de encuentro, para facilitar la llegada y coordinación física de los eventos deportivos.</w:t>
+            </w:r>
+            <w:r>
+              <w:rPr>
+                <w:rFonts w:asciiTheme="majorHAnsi" w:hAnsiTheme="majorHAnsi" w:cstheme="majorHAnsi"/>
+                <w:sz w:val="15"/>
+                <w:szCs w:val="15"/>
+              </w:rPr>
+              <w:br/>
+            </w:r>
+            <w:r>
+              <w:rPr>
+                <w:rStyle w:val="nfasis"/>
+                <w:rFonts w:asciiTheme="majorHAnsi" w:hAnsiTheme="majorHAnsi" w:cstheme="majorHAnsi"/>
+                <w:sz w:val="15"/>
+                <w:szCs w:val="15"/>
+              </w:rPr>
+              <w:t>Criterios:</w:t>
+            </w:r>
+            <w:r>
+              <w:rPr>
+                <w:rFonts w:asciiTheme="majorHAnsi" w:hAnsiTheme="majorHAnsi" w:cstheme="majorHAnsi"/>
+                <w:sz w:val="15"/>
+                <w:szCs w:val="15"/>
+              </w:rPr>
+              <w:t xml:space="preserve"> Permite adjuntar imágenes del recinto/cancha y enviar punto geolocalizado.</w:t>
+            </w:r>
+          </w:p>
+        </w:tc>
+        <w:tc>
+          <w:tcPr>
+            <w:tcW w:w="950" w:type="dxa"/>
+            <w:tcBorders>
+              <w:top w:val="single" w:sz="4" w:space="0" w:color="auto"/>
+              <w:left w:val="single" w:sz="4" w:space="0" w:color="auto"/>
+              <w:bottom w:val="single" w:sz="4" w:space="0" w:color="auto"/>
+              <w:right w:val="single" w:sz="4" w:space="0" w:color="auto"/>
+            </w:tcBorders>
+            <w:tcMar>
+              <w:top w:w="50" w:type="dxa"/>
+              <w:left w:w="70" w:type="dxa"/>
+              <w:bottom w:w="50" w:type="dxa"/>
+              <w:right w:w="70" w:type="dxa"/>
+            </w:tcMar>
+            <w:vAlign w:val="center"/>
+          </w:tcPr>
+          <w:p>
+            <w:pPr>
+              <w:jc w:val="center"/>
+              <w:rPr>
+                <w:rFonts w:asciiTheme="minorHAnsi" w:hAnsiTheme="minorHAnsi" w:cstheme="minorHAnsi"/>
+                <w:color w:val="000000"/>
+                <w:sz w:val="15"/>
+                <w:szCs w:val="15"/>
+              </w:rPr>
+            </w:pPr>
+            <w:r>
+              <w:rPr>
+                <w:rFonts w:asciiTheme="minorHAnsi" w:hAnsiTheme="minorHAnsi" w:cstheme="minorHAnsi"/>
+                <w:color w:val="000000"/>
+                <w:sz w:val="15"/>
+                <w:szCs w:val="15"/>
+              </w:rPr>
+              <w:t>EP-10</w:t>
+            </w:r>
+          </w:p>
+        </w:tc>
+        <w:tc>
+          <w:tcPr>
+            <w:tcW w:w="2300" w:type="dxa"/>
+            <w:tcBorders>
+              <w:top w:val="single" w:sz="4" w:space="0" w:color="auto"/>
+              <w:left w:val="single" w:sz="4" w:space="0" w:color="auto"/>
+              <w:bottom w:val="single" w:sz="4" w:space="0" w:color="auto"/>
+              <w:right w:val="single" w:sz="4" w:space="0" w:color="auto"/>
+            </w:tcBorders>
+            <w:tcMar>
+              <w:top w:w="50" w:type="dxa"/>
+              <w:left w:w="70" w:type="dxa"/>
+              <w:bottom w:w="50" w:type="dxa"/>
+              <w:right w:w="70" w:type="dxa"/>
+            </w:tcMar>
+            <w:vAlign w:val="center"/>
+          </w:tcPr>
+          <w:p>
+            <w:pPr>
+              <w:rPr>
+                <w:rFonts w:asciiTheme="minorHAnsi" w:hAnsiTheme="minorHAnsi" w:cstheme="minorHAnsi"/>
+                <w:color w:val="000000"/>
+                <w:sz w:val="15"/>
+                <w:szCs w:val="15"/>
+              </w:rPr>
+            </w:pPr>
+            <w:r>
+              <w:rPr>
+                <w:rFonts w:asciiTheme="minorHAnsi" w:hAnsiTheme="minorHAnsi" w:cstheme="minorHAnsi"/>
+                <w:color w:val="000000"/>
+                <w:sz w:val="15"/>
+                <w:szCs w:val="15"/>
+              </w:rPr>
+              <w:t>Chats para coordinar la participación</w:t>
+            </w:r>
+          </w:p>
+        </w:tc>
+        <w:tc>
+          <w:tcPr>
+            <w:tcW w:w="1950" w:type="dxa"/>
+            <w:tcBorders>
+              <w:top w:val="single" w:sz="4" w:space="0" w:color="auto"/>
+              <w:left w:val="single" w:sz="4" w:space="0" w:color="auto"/>
+              <w:bottom w:val="single" w:sz="4" w:space="0" w:color="auto"/>
+              <w:right w:val="single" w:sz="4" w:space="0" w:color="auto"/>
+            </w:tcBorders>
+            <w:shd w:val="clear" w:color="auto" w:fill="FDF2D0"/>
+            <w:tcMar>
+              <w:top w:w="50" w:type="dxa"/>
+              <w:left w:w="70" w:type="dxa"/>
+              <w:bottom w:w="50" w:type="dxa"/>
+              <w:right w:w="70" w:type="dxa"/>
+            </w:tcMar>
+            <w:vAlign w:val="center"/>
+          </w:tcPr>
+          <w:p>
+            <w:pPr>
+              <w:jc w:val="center"/>
+              <w:rPr>
+                <w:rFonts w:asciiTheme="minorHAnsi" w:hAnsiTheme="minorHAnsi" w:cstheme="minorHAnsi"/>
+                <w:b/>
+                <w:bCs/>
+                <w:color w:val="8A6D00"/>
+                <w:sz w:val="13"/>
+                <w:szCs w:val="13"/>
+              </w:rPr>
+            </w:pPr>
+            <w:proofErr w:type="spellStart"/>
+            <w:r>
+              <w:rPr>
+                <w:rFonts w:asciiTheme="minorHAnsi" w:hAnsiTheme="minorHAnsi" w:cstheme="minorHAnsi"/>
+                <w:b/>
+                <w:bCs/>
+                <w:color w:val="8A6D00"/>
+                <w:sz w:val="13"/>
+                <w:szCs w:val="13"/>
+              </w:rPr>
+              <w:t>Should</w:t>
+            </w:r>
+            <w:proofErr w:type="spellEnd"/>
+            <w:r>
+              <w:rPr>
+                <w:rFonts w:asciiTheme="minorHAnsi" w:hAnsiTheme="minorHAnsi" w:cstheme="minorHAnsi"/>
+                <w:b/>
+                <w:bCs/>
+                <w:color w:val="8A6D00"/>
+                <w:sz w:val="13"/>
+                <w:szCs w:val="13"/>
+              </w:rPr>
+              <w:t xml:space="preserve"> </w:t>
+            </w:r>
+            <w:proofErr w:type="spellStart"/>
+            <w:r>
+              <w:rPr>
+                <w:rFonts w:asciiTheme="minorHAnsi" w:hAnsiTheme="minorHAnsi" w:cstheme="minorHAnsi"/>
+                <w:b/>
+                <w:bCs/>
+                <w:color w:val="8A6D00"/>
+                <w:sz w:val="13"/>
+                <w:szCs w:val="13"/>
+              </w:rPr>
+              <w:t>have</w:t>
+            </w:r>
+            <w:proofErr w:type="spellEnd"/>
+          </w:p>
+        </w:tc>
+        <w:tc>
+          <w:tcPr>
+            <w:tcW w:w="700" w:type="dxa"/>
+            <w:tcBorders>
+              <w:top w:val="single" w:sz="4" w:space="0" w:color="auto"/>
+              <w:left w:val="single" w:sz="4" w:space="0" w:color="auto"/>
+              <w:bottom w:val="single" w:sz="4" w:space="0" w:color="auto"/>
+              <w:right w:val="single" w:sz="4" w:space="0" w:color="auto"/>
+            </w:tcBorders>
+            <w:tcMar>
+              <w:top w:w="50" w:type="dxa"/>
+              <w:left w:w="70" w:type="dxa"/>
+              <w:bottom w:w="50" w:type="dxa"/>
+              <w:right w:w="70" w:type="dxa"/>
+            </w:tcMar>
+            <w:vAlign w:val="center"/>
+          </w:tcPr>
+          <w:p>
+            <w:pPr>
+              <w:jc w:val="center"/>
+              <w:rPr>
+                <w:rFonts w:asciiTheme="minorHAnsi" w:hAnsiTheme="minorHAnsi" w:cstheme="minorHAnsi"/>
+                <w:color w:val="000000"/>
+                <w:sz w:val="15"/>
+                <w:szCs w:val="15"/>
+              </w:rPr>
+            </w:pPr>
+            <w:r>
+              <w:rPr>
+                <w:rFonts w:asciiTheme="minorHAnsi" w:hAnsiTheme="minorHAnsi" w:cstheme="minorHAnsi"/>
+                <w:color w:val="000000"/>
+                <w:sz w:val="15"/>
+                <w:szCs w:val="15"/>
+              </w:rPr>
+              <w:t>5</w:t>
+            </w:r>
+          </w:p>
+        </w:tc>
+        <w:tc>
+          <w:tcPr>
+            <w:tcW w:w="550" w:type="dxa"/>
+            <w:tcBorders>
+              <w:top w:val="single" w:sz="4" w:space="0" w:color="auto"/>
+              <w:left w:val="single" w:sz="4" w:space="0" w:color="auto"/>
+              <w:bottom w:val="single" w:sz="4" w:space="0" w:color="auto"/>
+              <w:right w:val="single" w:sz="4" w:space="0" w:color="auto"/>
+            </w:tcBorders>
+            <w:tcMar>
+              <w:top w:w="50" w:type="dxa"/>
+              <w:left w:w="70" w:type="dxa"/>
+              <w:bottom w:w="50" w:type="dxa"/>
+              <w:right w:w="70" w:type="dxa"/>
+            </w:tcMar>
+            <w:vAlign w:val="center"/>
+          </w:tcPr>
+          <w:p>
+            <w:pPr>
+              <w:jc w:val="center"/>
+              <w:rPr>
+                <w:rFonts w:asciiTheme="minorHAnsi" w:hAnsiTheme="minorHAnsi" w:cstheme="minorHAnsi"/>
+                <w:color w:val="000000"/>
+                <w:sz w:val="15"/>
+                <w:szCs w:val="15"/>
+              </w:rPr>
+            </w:pPr>
+            <w:r>
+              <w:rPr>
+                <w:rFonts w:asciiTheme="minorHAnsi" w:hAnsiTheme="minorHAnsi" w:cstheme="minorHAnsi"/>
+                <w:color w:val="000000"/>
+                <w:sz w:val="15"/>
+                <w:szCs w:val="15"/>
+              </w:rPr>
+              <w:t>S</w:t>
+            </w:r>
+            <w:r>
+              <w:rPr>
+                <w:rFonts w:asciiTheme="minorHAnsi" w:hAnsiTheme="minorHAnsi" w:cstheme="minorHAnsi"/>
+                <w:color w:val="000000"/>
+                <w:sz w:val="15"/>
+                <w:szCs w:val="15"/>
+              </w:rPr>
+              <w:t>5</w:t>
+            </w:r>
+          </w:p>
+        </w:tc>
+      </w:tr>
+      <w:tr>
+        <w:tc>
+          <w:tcPr>
+            <w:tcW w:w="750" w:type="dxa"/>
+            <w:tcBorders>
+              <w:top w:val="single" w:sz="4" w:space="0" w:color="auto"/>
+              <w:left w:val="single" w:sz="4" w:space="0" w:color="auto"/>
+              <w:bottom w:val="single" w:sz="4" w:space="0" w:color="auto"/>
+              <w:right w:val="single" w:sz="4" w:space="0" w:color="auto"/>
+            </w:tcBorders>
+            <w:shd w:val="clear" w:color="auto" w:fill="F2F2F2"/>
+            <w:tcMar>
+              <w:top w:w="50" w:type="dxa"/>
+              <w:left w:w="70" w:type="dxa"/>
+              <w:bottom w:w="50" w:type="dxa"/>
+              <w:right w:w="70" w:type="dxa"/>
+            </w:tcMar>
+            <w:vAlign w:val="center"/>
+          </w:tcPr>
+          <w:p>
+            <w:pPr>
+              <w:jc w:val="center"/>
+              <w:rPr>
+                <w:rFonts w:asciiTheme="minorHAnsi" w:hAnsiTheme="minorHAnsi" w:cstheme="minorHAnsi"/>
+                <w:b/>
+                <w:bCs/>
+                <w:color w:val="000000"/>
+                <w:sz w:val="15"/>
+                <w:szCs w:val="15"/>
+              </w:rPr>
+            </w:pPr>
+            <w:r>
+              <w:rPr>
+                <w:rFonts w:asciiTheme="minorHAnsi" w:hAnsiTheme="minorHAnsi" w:cstheme="minorHAnsi"/>
+                <w:b/>
+                <w:bCs/>
+                <w:color w:val="000000"/>
+                <w:sz w:val="15"/>
+                <w:szCs w:val="15"/>
+              </w:rPr>
+              <w:t>HU-5</w:t>
+            </w:r>
+            <w:r>
+              <w:rPr>
+                <w:rFonts w:asciiTheme="minorHAnsi" w:hAnsiTheme="minorHAnsi" w:cstheme="minorHAnsi"/>
+                <w:b/>
+                <w:bCs/>
+                <w:color w:val="000000"/>
+                <w:sz w:val="15"/>
+                <w:szCs w:val="15"/>
+              </w:rPr>
+              <w:t>9</w:t>
+            </w:r>
+          </w:p>
+        </w:tc>
+        <w:tc>
+          <w:tcPr>
+            <w:tcW w:w="4300" w:type="dxa"/>
+            <w:tcBorders>
+              <w:top w:val="single" w:sz="4" w:space="0" w:color="auto"/>
+              <w:left w:val="single" w:sz="4" w:space="0" w:color="auto"/>
+              <w:bottom w:val="single" w:sz="4" w:space="0" w:color="auto"/>
+              <w:right w:val="single" w:sz="4" w:space="0" w:color="auto"/>
+            </w:tcBorders>
+            <w:tcMar>
+              <w:top w:w="50" w:type="dxa"/>
+              <w:left w:w="70" w:type="dxa"/>
+              <w:bottom w:w="50" w:type="dxa"/>
+              <w:right w:w="70" w:type="dxa"/>
+            </w:tcMar>
+            <w:vAlign w:val="center"/>
+          </w:tcPr>
+          <w:p>
+            <w:pPr>
+              <w:rPr>
+                <w:rFonts w:asciiTheme="minorHAnsi" w:hAnsiTheme="minorHAnsi" w:cstheme="minorHAnsi"/>
+                <w:color w:val="000000"/>
+                <w:sz w:val="15"/>
+                <w:szCs w:val="15"/>
+              </w:rPr>
+            </w:pPr>
+            <w:r>
+              <w:rPr>
+                <w:rFonts w:asciiTheme="minorHAnsi" w:hAnsiTheme="minorHAnsi" w:cstheme="minorHAnsi"/>
+                <w:sz w:val="15"/>
+                <w:szCs w:val="15"/>
+              </w:rPr>
+              <w:t>Como usuario de la plataforma, quiero poder silenciar notificaciones de un chat o bloquear a un usuario específico, para evitar molestias o interacciones no deseadas.</w:t>
+            </w:r>
+            <w:r>
+              <w:rPr>
+                <w:rFonts w:asciiTheme="minorHAnsi" w:hAnsiTheme="minorHAnsi" w:cstheme="minorHAnsi"/>
+                <w:sz w:val="15"/>
+                <w:szCs w:val="15"/>
+              </w:rPr>
+              <w:br/>
+            </w:r>
+            <w:r>
+              <w:rPr>
+                <w:rStyle w:val="nfasis"/>
+                <w:rFonts w:asciiTheme="minorHAnsi" w:hAnsiTheme="minorHAnsi" w:cstheme="minorHAnsi"/>
+                <w:sz w:val="15"/>
+                <w:szCs w:val="15"/>
+              </w:rPr>
+              <w:t>Criterios:</w:t>
+            </w:r>
+            <w:r>
+              <w:rPr>
+                <w:rFonts w:asciiTheme="minorHAnsi" w:hAnsiTheme="minorHAnsi" w:cstheme="minorHAnsi"/>
+                <w:sz w:val="15"/>
+                <w:szCs w:val="15"/>
+              </w:rPr>
+              <w:t xml:space="preserve"> Permite silenciar notificaciones de un chat grupal o individual. Permite bloquear a un usuario, impidiendo futuros mensajes y contacto directo.</w:t>
+            </w:r>
+          </w:p>
+        </w:tc>
+        <w:tc>
+          <w:tcPr>
+            <w:tcW w:w="950" w:type="dxa"/>
+            <w:tcBorders>
+              <w:top w:val="single" w:sz="4" w:space="0" w:color="auto"/>
+              <w:left w:val="single" w:sz="4" w:space="0" w:color="auto"/>
+              <w:bottom w:val="single" w:sz="4" w:space="0" w:color="auto"/>
+              <w:right w:val="single" w:sz="4" w:space="0" w:color="auto"/>
+            </w:tcBorders>
+            <w:tcMar>
+              <w:top w:w="50" w:type="dxa"/>
+              <w:left w:w="70" w:type="dxa"/>
+              <w:bottom w:w="50" w:type="dxa"/>
+              <w:right w:w="70" w:type="dxa"/>
+            </w:tcMar>
+            <w:vAlign w:val="center"/>
+          </w:tcPr>
+          <w:p>
+            <w:pPr>
+              <w:jc w:val="center"/>
+              <w:rPr>
+                <w:rFonts w:asciiTheme="minorHAnsi" w:hAnsiTheme="minorHAnsi" w:cstheme="minorHAnsi"/>
+                <w:color w:val="000000"/>
+                <w:sz w:val="15"/>
+                <w:szCs w:val="15"/>
+              </w:rPr>
+            </w:pPr>
+            <w:r>
+              <w:rPr>
+                <w:rFonts w:asciiTheme="minorHAnsi" w:hAnsiTheme="minorHAnsi" w:cstheme="minorHAnsi"/>
+                <w:color w:val="000000"/>
+                <w:sz w:val="15"/>
+                <w:szCs w:val="15"/>
+              </w:rPr>
+              <w:t>EP-10</w:t>
+            </w:r>
+          </w:p>
+        </w:tc>
+        <w:tc>
+          <w:tcPr>
+            <w:tcW w:w="2300" w:type="dxa"/>
+            <w:tcBorders>
+              <w:top w:val="single" w:sz="4" w:space="0" w:color="auto"/>
+              <w:left w:val="single" w:sz="4" w:space="0" w:color="auto"/>
+              <w:bottom w:val="single" w:sz="4" w:space="0" w:color="auto"/>
+              <w:right w:val="single" w:sz="4" w:space="0" w:color="auto"/>
+            </w:tcBorders>
+            <w:tcMar>
+              <w:top w:w="50" w:type="dxa"/>
+              <w:left w:w="70" w:type="dxa"/>
+              <w:bottom w:w="50" w:type="dxa"/>
+              <w:right w:w="70" w:type="dxa"/>
+            </w:tcMar>
+            <w:vAlign w:val="center"/>
+          </w:tcPr>
+          <w:p>
+            <w:pPr>
+              <w:rPr>
+                <w:rFonts w:asciiTheme="minorHAnsi" w:hAnsiTheme="minorHAnsi" w:cstheme="minorHAnsi"/>
+                <w:color w:val="000000"/>
+                <w:sz w:val="15"/>
+                <w:szCs w:val="15"/>
+              </w:rPr>
+            </w:pPr>
+            <w:r>
+              <w:rPr>
+                <w:rFonts w:asciiTheme="minorHAnsi" w:hAnsiTheme="minorHAnsi" w:cstheme="minorHAnsi"/>
+                <w:color w:val="000000"/>
+                <w:sz w:val="15"/>
+                <w:szCs w:val="15"/>
+              </w:rPr>
+              <w:t>Chats para coordinar la participación</w:t>
+            </w:r>
+          </w:p>
+        </w:tc>
+        <w:tc>
+          <w:tcPr>
+            <w:tcW w:w="1950" w:type="dxa"/>
+            <w:tcBorders>
+              <w:top w:val="single" w:sz="4" w:space="0" w:color="auto"/>
+              <w:left w:val="single" w:sz="4" w:space="0" w:color="auto"/>
+              <w:bottom w:val="single" w:sz="4" w:space="0" w:color="auto"/>
+              <w:right w:val="single" w:sz="4" w:space="0" w:color="auto"/>
+            </w:tcBorders>
+            <w:shd w:val="clear" w:color="auto" w:fill="FDF2D0"/>
+            <w:tcMar>
+              <w:top w:w="50" w:type="dxa"/>
+              <w:left w:w="70" w:type="dxa"/>
+              <w:bottom w:w="50" w:type="dxa"/>
+              <w:right w:w="70" w:type="dxa"/>
+            </w:tcMar>
+            <w:vAlign w:val="center"/>
+          </w:tcPr>
+          <w:p>
+            <w:pPr>
+              <w:jc w:val="center"/>
+              <w:rPr>
+                <w:rFonts w:asciiTheme="minorHAnsi" w:hAnsiTheme="minorHAnsi" w:cstheme="minorHAnsi"/>
+                <w:b/>
+                <w:bCs/>
+                <w:color w:val="8A6D00"/>
+                <w:sz w:val="13"/>
+                <w:szCs w:val="13"/>
+              </w:rPr>
+            </w:pPr>
+            <w:proofErr w:type="spellStart"/>
+            <w:r>
+              <w:rPr>
+                <w:rFonts w:asciiTheme="minorHAnsi" w:hAnsiTheme="minorHAnsi" w:cstheme="minorHAnsi"/>
+                <w:b/>
+                <w:bCs/>
+                <w:color w:val="8A6D00"/>
+                <w:sz w:val="13"/>
+                <w:szCs w:val="13"/>
+              </w:rPr>
+              <w:t>Should</w:t>
+            </w:r>
+            <w:proofErr w:type="spellEnd"/>
+            <w:r>
+              <w:rPr>
+                <w:rFonts w:asciiTheme="minorHAnsi" w:hAnsiTheme="minorHAnsi" w:cstheme="minorHAnsi"/>
+                <w:b/>
+                <w:bCs/>
+                <w:color w:val="8A6D00"/>
+                <w:sz w:val="13"/>
+                <w:szCs w:val="13"/>
+              </w:rPr>
+              <w:t xml:space="preserve"> </w:t>
+            </w:r>
+            <w:proofErr w:type="spellStart"/>
+            <w:r>
+              <w:rPr>
+                <w:rFonts w:asciiTheme="minorHAnsi" w:hAnsiTheme="minorHAnsi" w:cstheme="minorHAnsi"/>
+                <w:b/>
+                <w:bCs/>
+                <w:color w:val="8A6D00"/>
+                <w:sz w:val="13"/>
+                <w:szCs w:val="13"/>
+              </w:rPr>
+              <w:t>have</w:t>
+            </w:r>
+            <w:proofErr w:type="spellEnd"/>
+          </w:p>
+        </w:tc>
+        <w:tc>
+          <w:tcPr>
+            <w:tcW w:w="700" w:type="dxa"/>
+            <w:tcBorders>
+              <w:top w:val="single" w:sz="4" w:space="0" w:color="auto"/>
+              <w:left w:val="single" w:sz="4" w:space="0" w:color="auto"/>
+              <w:bottom w:val="single" w:sz="4" w:space="0" w:color="auto"/>
+              <w:right w:val="single" w:sz="4" w:space="0" w:color="auto"/>
+            </w:tcBorders>
+            <w:tcMar>
+              <w:top w:w="50" w:type="dxa"/>
+              <w:left w:w="70" w:type="dxa"/>
+              <w:bottom w:w="50" w:type="dxa"/>
+              <w:right w:w="70" w:type="dxa"/>
+            </w:tcMar>
+            <w:vAlign w:val="center"/>
+          </w:tcPr>
+          <w:p>
+            <w:pPr>
+              <w:jc w:val="center"/>
+              <w:rPr>
+                <w:rFonts w:asciiTheme="minorHAnsi" w:hAnsiTheme="minorHAnsi" w:cstheme="minorHAnsi"/>
+                <w:color w:val="000000"/>
+                <w:sz w:val="15"/>
+                <w:szCs w:val="15"/>
+              </w:rPr>
+            </w:pPr>
+            <w:r>
+              <w:rPr>
+                <w:rFonts w:asciiTheme="minorHAnsi" w:hAnsiTheme="minorHAnsi" w:cstheme="minorHAnsi"/>
+                <w:color w:val="000000"/>
+                <w:sz w:val="15"/>
+                <w:szCs w:val="15"/>
+              </w:rPr>
+              <w:t>5</w:t>
+            </w:r>
+          </w:p>
+        </w:tc>
+        <w:tc>
+          <w:tcPr>
+            <w:tcW w:w="550" w:type="dxa"/>
+            <w:tcBorders>
+              <w:top w:val="single" w:sz="4" w:space="0" w:color="auto"/>
+              <w:left w:val="single" w:sz="4" w:space="0" w:color="auto"/>
+              <w:bottom w:val="single" w:sz="4" w:space="0" w:color="auto"/>
+              <w:right w:val="single" w:sz="4" w:space="0" w:color="auto"/>
+            </w:tcBorders>
+            <w:tcMar>
+              <w:top w:w="50" w:type="dxa"/>
+              <w:left w:w="70" w:type="dxa"/>
+              <w:bottom w:w="50" w:type="dxa"/>
+              <w:right w:w="70" w:type="dxa"/>
+            </w:tcMar>
+            <w:vAlign w:val="center"/>
+          </w:tcPr>
+          <w:p>
+            <w:pPr>
+              <w:jc w:val="center"/>
+              <w:rPr>
+                <w:rFonts w:asciiTheme="minorHAnsi" w:hAnsiTheme="minorHAnsi" w:cstheme="minorHAnsi"/>
+                <w:color w:val="000000"/>
+                <w:sz w:val="15"/>
+                <w:szCs w:val="15"/>
+              </w:rPr>
+            </w:pPr>
+            <w:r>
+              <w:rPr>
+                <w:rFonts w:asciiTheme="minorHAnsi" w:hAnsiTheme="minorHAnsi" w:cstheme="minorHAnsi"/>
+                <w:color w:val="000000"/>
+                <w:sz w:val="15"/>
+                <w:szCs w:val="15"/>
+              </w:rPr>
+              <w:t>S</w:t>
+            </w:r>
+            <w:r>
+              <w:rPr>
+                <w:rFonts w:asciiTheme="minorHAnsi" w:hAnsiTheme="minorHAnsi" w:cstheme="minorHAnsi"/>
+                <w:color w:val="000000"/>
+                <w:sz w:val="15"/>
+                <w:szCs w:val="15"/>
+              </w:rPr>
+              <w:t>5</w:t>
+            </w:r>
+          </w:p>
+        </w:tc>
+      </w:tr>
+      <w:tr>
+        <w:tc>
+          <w:tcPr>
+            <w:tcW w:w="750" w:type="dxa"/>
+            <w:tcBorders>
+              <w:top w:val="single" w:sz="4" w:space="0" w:color="auto"/>
+              <w:left w:val="single" w:sz="4" w:space="0" w:color="auto"/>
+              <w:bottom w:val="single" w:sz="4" w:space="0" w:color="auto"/>
+              <w:right w:val="single" w:sz="4" w:space="0" w:color="auto"/>
+            </w:tcBorders>
+            <w:shd w:val="clear" w:color="auto" w:fill="F2F2F2"/>
+            <w:tcMar>
+              <w:top w:w="50" w:type="dxa"/>
+              <w:left w:w="70" w:type="dxa"/>
+              <w:bottom w:w="50" w:type="dxa"/>
+              <w:right w:w="70" w:type="dxa"/>
+            </w:tcMar>
+            <w:vAlign w:val="center"/>
+          </w:tcPr>
+          <w:p>
+            <w:pPr>
+              <w:jc w:val="center"/>
+              <w:rPr>
+                <w:rFonts w:asciiTheme="minorHAnsi" w:hAnsiTheme="minorHAnsi" w:cstheme="minorHAnsi"/>
+                <w:b/>
+                <w:bCs/>
+                <w:color w:val="000000"/>
+                <w:sz w:val="15"/>
+                <w:szCs w:val="15"/>
+              </w:rPr>
+            </w:pPr>
+            <w:r>
+              <w:rPr>
+                <w:rFonts w:asciiTheme="minorHAnsi" w:hAnsiTheme="minorHAnsi" w:cstheme="minorHAnsi"/>
+                <w:b/>
+                <w:bCs/>
+                <w:color w:val="000000"/>
+                <w:sz w:val="15"/>
+                <w:szCs w:val="15"/>
+              </w:rPr>
+              <w:t>HU-</w:t>
+            </w:r>
+            <w:r>
+              <w:rPr>
+                <w:rFonts w:asciiTheme="minorHAnsi" w:hAnsiTheme="minorHAnsi" w:cstheme="minorHAnsi"/>
+                <w:b/>
+                <w:bCs/>
+                <w:color w:val="000000"/>
+                <w:sz w:val="15"/>
+                <w:szCs w:val="15"/>
+              </w:rPr>
+              <w:t>60</w:t>
+            </w:r>
+          </w:p>
+        </w:tc>
+        <w:tc>
+          <w:tcPr>
+            <w:tcW w:w="4300" w:type="dxa"/>
+            <w:tcBorders>
+              <w:top w:val="single" w:sz="4" w:space="0" w:color="auto"/>
+              <w:left w:val="single" w:sz="4" w:space="0" w:color="auto"/>
+              <w:bottom w:val="single" w:sz="4" w:space="0" w:color="auto"/>
+              <w:right w:val="single" w:sz="4" w:space="0" w:color="auto"/>
+            </w:tcBorders>
+            <w:tcMar>
+              <w:top w:w="50" w:type="dxa"/>
+              <w:left w:w="70" w:type="dxa"/>
+              <w:bottom w:w="50" w:type="dxa"/>
+              <w:right w:w="70" w:type="dxa"/>
+            </w:tcMar>
+            <w:vAlign w:val="center"/>
+          </w:tcPr>
+          <w:p>
+            <w:pPr>
+              <w:rPr>
+                <w:rFonts w:asciiTheme="minorHAnsi" w:hAnsiTheme="minorHAnsi" w:cstheme="minorHAnsi"/>
+                <w:color w:val="000000"/>
+                <w:sz w:val="15"/>
+                <w:szCs w:val="15"/>
+              </w:rPr>
+            </w:pPr>
+            <w:r>
+              <w:rPr>
+                <w:rFonts w:asciiTheme="minorHAnsi" w:hAnsiTheme="minorHAnsi" w:cstheme="minorHAnsi"/>
+                <w:sz w:val="15"/>
+                <w:szCs w:val="15"/>
+              </w:rPr>
+              <w:t xml:space="preserve">Como deportista, quiero recibir notificaciones </w:t>
+            </w:r>
+            <w:proofErr w:type="spellStart"/>
+            <w:r>
+              <w:rPr>
+                <w:rFonts w:asciiTheme="minorHAnsi" w:hAnsiTheme="minorHAnsi" w:cstheme="minorHAnsi"/>
+                <w:sz w:val="15"/>
+                <w:szCs w:val="15"/>
+              </w:rPr>
+              <w:t>push</w:t>
+            </w:r>
+            <w:proofErr w:type="spellEnd"/>
+            <w:r>
+              <w:rPr>
+                <w:rFonts w:asciiTheme="minorHAnsi" w:hAnsiTheme="minorHAnsi" w:cstheme="minorHAnsi"/>
+                <w:sz w:val="15"/>
+                <w:szCs w:val="15"/>
+              </w:rPr>
+              <w:t xml:space="preserve"> y avisos en tiempo real cuando me escriban en un chat, para responder </w:t>
+            </w:r>
+            <w:r>
+              <w:rPr>
+                <w:rFonts w:asciiTheme="minorHAnsi" w:hAnsiTheme="minorHAnsi" w:cstheme="minorHAnsi"/>
+                <w:sz w:val="15"/>
+                <w:szCs w:val="15"/>
+              </w:rPr>
+              <w:lastRenderedPageBreak/>
+              <w:t>oportunamente a las coordinaciones.</w:t>
+            </w:r>
+            <w:r>
+              <w:rPr>
+                <w:rFonts w:asciiTheme="minorHAnsi" w:hAnsiTheme="minorHAnsi" w:cstheme="minorHAnsi"/>
+                <w:sz w:val="15"/>
+                <w:szCs w:val="15"/>
+              </w:rPr>
+              <w:br/>
+            </w:r>
+            <w:r>
+              <w:rPr>
+                <w:rStyle w:val="nfasis"/>
+                <w:rFonts w:asciiTheme="minorHAnsi" w:hAnsiTheme="minorHAnsi" w:cstheme="minorHAnsi"/>
+                <w:sz w:val="15"/>
+                <w:szCs w:val="15"/>
+              </w:rPr>
+              <w:t>Criterios:</w:t>
+            </w:r>
+            <w:r>
+              <w:rPr>
+                <w:rFonts w:asciiTheme="minorHAnsi" w:hAnsiTheme="minorHAnsi" w:cstheme="minorHAnsi"/>
+                <w:sz w:val="15"/>
+                <w:szCs w:val="15"/>
+              </w:rPr>
+              <w:t xml:space="preserve"> Genera alerta </w:t>
+            </w:r>
+            <w:proofErr w:type="spellStart"/>
+            <w:r>
+              <w:rPr>
+                <w:rFonts w:asciiTheme="minorHAnsi" w:hAnsiTheme="minorHAnsi" w:cstheme="minorHAnsi"/>
+                <w:sz w:val="15"/>
+                <w:szCs w:val="15"/>
+              </w:rPr>
+              <w:t>push</w:t>
+            </w:r>
+            <w:proofErr w:type="spellEnd"/>
+            <w:r>
+              <w:rPr>
+                <w:rFonts w:asciiTheme="minorHAnsi" w:hAnsiTheme="minorHAnsi" w:cstheme="minorHAnsi"/>
+                <w:sz w:val="15"/>
+                <w:szCs w:val="15"/>
+              </w:rPr>
+              <w:t xml:space="preserve"> inmediata cuando la app está en segundo plano o cerrada. Notificación en tiempo real dentro de la app cuando el usuario está activo.</w:t>
+            </w:r>
+          </w:p>
+        </w:tc>
+        <w:tc>
+          <w:tcPr>
+            <w:tcW w:w="950" w:type="dxa"/>
+            <w:tcBorders>
+              <w:top w:val="single" w:sz="4" w:space="0" w:color="auto"/>
+              <w:left w:val="single" w:sz="4" w:space="0" w:color="auto"/>
+              <w:bottom w:val="single" w:sz="4" w:space="0" w:color="auto"/>
+              <w:right w:val="single" w:sz="4" w:space="0" w:color="auto"/>
+            </w:tcBorders>
+            <w:tcMar>
+              <w:top w:w="50" w:type="dxa"/>
+              <w:left w:w="70" w:type="dxa"/>
+              <w:bottom w:w="50" w:type="dxa"/>
+              <w:right w:w="70" w:type="dxa"/>
+            </w:tcMar>
+            <w:vAlign w:val="center"/>
+          </w:tcPr>
+          <w:p>
+            <w:pPr>
+              <w:jc w:val="center"/>
+              <w:rPr>
+                <w:rFonts w:asciiTheme="minorHAnsi" w:hAnsiTheme="minorHAnsi" w:cstheme="minorHAnsi"/>
+                <w:color w:val="000000"/>
+                <w:sz w:val="15"/>
+                <w:szCs w:val="15"/>
+              </w:rPr>
+            </w:pPr>
+            <w:r>
+              <w:rPr>
+                <w:rFonts w:asciiTheme="minorHAnsi" w:hAnsiTheme="minorHAnsi" w:cstheme="minorHAnsi"/>
+                <w:color w:val="000000"/>
+                <w:sz w:val="15"/>
+                <w:szCs w:val="15"/>
+              </w:rPr>
+              <w:lastRenderedPageBreak/>
+              <w:t>EP-10</w:t>
+            </w:r>
+          </w:p>
+        </w:tc>
+        <w:tc>
+          <w:tcPr>
+            <w:tcW w:w="2300" w:type="dxa"/>
+            <w:tcBorders>
+              <w:top w:val="single" w:sz="4" w:space="0" w:color="auto"/>
+              <w:left w:val="single" w:sz="4" w:space="0" w:color="auto"/>
+              <w:bottom w:val="single" w:sz="4" w:space="0" w:color="auto"/>
+              <w:right w:val="single" w:sz="4" w:space="0" w:color="auto"/>
+            </w:tcBorders>
+            <w:tcMar>
+              <w:top w:w="50" w:type="dxa"/>
+              <w:left w:w="70" w:type="dxa"/>
+              <w:bottom w:w="50" w:type="dxa"/>
+              <w:right w:w="70" w:type="dxa"/>
+            </w:tcMar>
+            <w:vAlign w:val="center"/>
+          </w:tcPr>
+          <w:p>
+            <w:pPr>
+              <w:rPr>
+                <w:rFonts w:asciiTheme="minorHAnsi" w:hAnsiTheme="minorHAnsi" w:cstheme="minorHAnsi"/>
+                <w:color w:val="000000"/>
+                <w:sz w:val="15"/>
+                <w:szCs w:val="15"/>
+              </w:rPr>
+            </w:pPr>
+            <w:r>
+              <w:rPr>
+                <w:rFonts w:asciiTheme="minorHAnsi" w:hAnsiTheme="minorHAnsi" w:cstheme="minorHAnsi"/>
+                <w:color w:val="000000"/>
+                <w:sz w:val="15"/>
+                <w:szCs w:val="15"/>
+              </w:rPr>
+              <w:t>Chats para coordinar la participación</w:t>
+            </w:r>
+          </w:p>
+        </w:tc>
+        <w:tc>
+          <w:tcPr>
+            <w:tcW w:w="1950" w:type="dxa"/>
+            <w:tcBorders>
+              <w:top w:val="single" w:sz="4" w:space="0" w:color="auto"/>
+              <w:left w:val="single" w:sz="4" w:space="0" w:color="auto"/>
+              <w:bottom w:val="single" w:sz="4" w:space="0" w:color="auto"/>
+              <w:right w:val="single" w:sz="4" w:space="0" w:color="auto"/>
+            </w:tcBorders>
+            <w:shd w:val="clear" w:color="auto" w:fill="FDF2D0"/>
+            <w:tcMar>
+              <w:top w:w="50" w:type="dxa"/>
+              <w:left w:w="70" w:type="dxa"/>
+              <w:bottom w:w="50" w:type="dxa"/>
+              <w:right w:w="70" w:type="dxa"/>
+            </w:tcMar>
+            <w:vAlign w:val="center"/>
+          </w:tcPr>
+          <w:p>
+            <w:pPr>
+              <w:jc w:val="center"/>
+              <w:rPr>
+                <w:rFonts w:asciiTheme="minorHAnsi" w:hAnsiTheme="minorHAnsi" w:cstheme="minorHAnsi"/>
+                <w:b/>
+                <w:bCs/>
+                <w:color w:val="8A6D00"/>
+                <w:sz w:val="13"/>
+                <w:szCs w:val="13"/>
+              </w:rPr>
+            </w:pPr>
+            <w:proofErr w:type="spellStart"/>
+            <w:r>
+              <w:rPr>
+                <w:rFonts w:asciiTheme="minorHAnsi" w:hAnsiTheme="minorHAnsi" w:cstheme="minorHAnsi"/>
+                <w:b/>
+                <w:bCs/>
+                <w:color w:val="8A6D00"/>
+                <w:sz w:val="13"/>
+                <w:szCs w:val="13"/>
+              </w:rPr>
+              <w:t>Should</w:t>
+            </w:r>
+            <w:proofErr w:type="spellEnd"/>
+            <w:r>
+              <w:rPr>
+                <w:rFonts w:asciiTheme="minorHAnsi" w:hAnsiTheme="minorHAnsi" w:cstheme="minorHAnsi"/>
+                <w:b/>
+                <w:bCs/>
+                <w:color w:val="8A6D00"/>
+                <w:sz w:val="13"/>
+                <w:szCs w:val="13"/>
+              </w:rPr>
+              <w:t xml:space="preserve"> </w:t>
+            </w:r>
+            <w:proofErr w:type="spellStart"/>
+            <w:r>
+              <w:rPr>
+                <w:rFonts w:asciiTheme="minorHAnsi" w:hAnsiTheme="minorHAnsi" w:cstheme="minorHAnsi"/>
+                <w:b/>
+                <w:bCs/>
+                <w:color w:val="8A6D00"/>
+                <w:sz w:val="13"/>
+                <w:szCs w:val="13"/>
+              </w:rPr>
+              <w:t>have</w:t>
+            </w:r>
+            <w:proofErr w:type="spellEnd"/>
+          </w:p>
+        </w:tc>
+        <w:tc>
+          <w:tcPr>
+            <w:tcW w:w="700" w:type="dxa"/>
+            <w:tcBorders>
+              <w:top w:val="single" w:sz="4" w:space="0" w:color="auto"/>
+              <w:left w:val="single" w:sz="4" w:space="0" w:color="auto"/>
+              <w:bottom w:val="single" w:sz="4" w:space="0" w:color="auto"/>
+              <w:right w:val="single" w:sz="4" w:space="0" w:color="auto"/>
+            </w:tcBorders>
+            <w:tcMar>
+              <w:top w:w="50" w:type="dxa"/>
+              <w:left w:w="70" w:type="dxa"/>
+              <w:bottom w:w="50" w:type="dxa"/>
+              <w:right w:w="70" w:type="dxa"/>
+            </w:tcMar>
+            <w:vAlign w:val="center"/>
+          </w:tcPr>
+          <w:p>
+            <w:pPr>
+              <w:jc w:val="center"/>
+              <w:rPr>
+                <w:rFonts w:asciiTheme="minorHAnsi" w:hAnsiTheme="minorHAnsi" w:cstheme="minorHAnsi"/>
+                <w:color w:val="000000"/>
+                <w:sz w:val="15"/>
+                <w:szCs w:val="15"/>
+              </w:rPr>
+            </w:pPr>
+            <w:r>
+              <w:rPr>
+                <w:rFonts w:asciiTheme="minorHAnsi" w:hAnsiTheme="minorHAnsi" w:cstheme="minorHAnsi"/>
+                <w:color w:val="000000"/>
+                <w:sz w:val="15"/>
+                <w:szCs w:val="15"/>
+              </w:rPr>
+              <w:t>5</w:t>
+            </w:r>
+          </w:p>
+        </w:tc>
+        <w:tc>
+          <w:tcPr>
+            <w:tcW w:w="550" w:type="dxa"/>
+            <w:tcBorders>
+              <w:top w:val="single" w:sz="4" w:space="0" w:color="auto"/>
+              <w:left w:val="single" w:sz="4" w:space="0" w:color="auto"/>
+              <w:bottom w:val="single" w:sz="4" w:space="0" w:color="auto"/>
+              <w:right w:val="single" w:sz="4" w:space="0" w:color="auto"/>
+            </w:tcBorders>
+            <w:tcMar>
+              <w:top w:w="50" w:type="dxa"/>
+              <w:left w:w="70" w:type="dxa"/>
+              <w:bottom w:w="50" w:type="dxa"/>
+              <w:right w:w="70" w:type="dxa"/>
+            </w:tcMar>
+            <w:vAlign w:val="center"/>
+          </w:tcPr>
+          <w:p>
+            <w:pPr>
+              <w:jc w:val="center"/>
+              <w:rPr>
+                <w:rFonts w:asciiTheme="minorHAnsi" w:hAnsiTheme="minorHAnsi" w:cstheme="minorHAnsi"/>
+                <w:color w:val="000000"/>
+                <w:sz w:val="15"/>
+                <w:szCs w:val="15"/>
+              </w:rPr>
+            </w:pPr>
+            <w:r>
+              <w:rPr>
+                <w:rFonts w:asciiTheme="minorHAnsi" w:hAnsiTheme="minorHAnsi" w:cstheme="minorHAnsi"/>
+                <w:color w:val="000000"/>
+                <w:sz w:val="15"/>
+                <w:szCs w:val="15"/>
+              </w:rPr>
+              <w:t>S</w:t>
+            </w:r>
+            <w:r>
+              <w:rPr>
+                <w:rFonts w:asciiTheme="minorHAnsi" w:hAnsiTheme="minorHAnsi" w:cstheme="minorHAnsi"/>
+                <w:color w:val="000000"/>
+                <w:sz w:val="15"/>
+                <w:szCs w:val="15"/>
+              </w:rPr>
+              <w:t>5</w:t>
             </w:r>
           </w:p>
         </w:tc>
@@ -12620,12 +13356,6 @@
         <w:gridCol w:w="2500"/>
       </w:tblGrid>
       <w:tr>
-        <w:tblPrEx>
-          <w:tblCellMar>
-            <w:top w:w="0" w:type="dxa"/>
-            <w:bottom w:w="0" w:type="dxa"/>
-          </w:tblCellMar>
-        </w:tblPrEx>
         <w:tc>
           <w:tcPr>
             <w:tcW w:w="2500" w:type="dxa"/>
@@ -12721,7 +13451,7 @@
                 <w:sz w:val="16"/>
                 <w:szCs w:val="16"/>
               </w:rPr>
-              <w:t xml:space="preserve">Sprints planificados</w:t>
+              <w:t>Sprints planificados</w:t>
             </w:r>
           </w:p>
         </w:tc>
@@ -12754,18 +13484,96 @@
                 <w:sz w:val="16"/>
                 <w:szCs w:val="16"/>
               </w:rPr>
-              <w:t xml:space="preserve">Story Points totales</w:t>
+              <w:t>Story Points totales</w:t>
             </w:r>
           </w:p>
         </w:tc>
       </w:tr>
       <w:tr>
-        <w:tblPrEx>
-          <w:tblCellMar>
-            <w:top w:w="0" w:type="dxa"/>
-            <w:bottom w:w="0" w:type="dxa"/>
-          </w:tblCellMar>
-        </w:tblPrEx>
+        <w:tc>
+          <w:tcPr>
+            <w:tcW w:w="2500" w:type="dxa"/>
+            <w:tcMar>
+              <w:top w:w="50" w:type="dxa"/>
+              <w:left w:w="70" w:type="dxa"/>
+              <w:bottom w:w="50" w:type="dxa"/>
+              <w:right w:w="70" w:type="dxa"/>
+            </w:tcMar>
+            <w:vAlign w:val="center"/>
+          </w:tcPr>
+          <w:p>
+            <w:pPr>
+              <w:jc w:val="center"/>
+              <w:rPr>
+                <w:rFonts w:asciiTheme="minorHAnsi" w:hAnsiTheme="minorHAnsi" w:cstheme="minorHAnsi"/>
+              </w:rPr>
+            </w:pPr>
+            <w:r>
+              <w:rPr>
+                <w:rFonts w:asciiTheme="minorHAnsi" w:hAnsiTheme="minorHAnsi" w:cstheme="minorHAnsi"/>
+              </w:rPr>
+              <w:t>60</w:t>
+            </w:r>
+          </w:p>
+        </w:tc>
+        <w:tc>
+          <w:tcPr>
+            <w:tcW w:w="2500" w:type="dxa"/>
+            <w:tcMar>
+              <w:top w:w="50" w:type="dxa"/>
+              <w:left w:w="70" w:type="dxa"/>
+              <w:bottom w:w="50" w:type="dxa"/>
+              <w:right w:w="70" w:type="dxa"/>
+            </w:tcMar>
+            <w:vAlign w:val="center"/>
+          </w:tcPr>
+          <w:p>
+            <w:pPr>
+              <w:jc w:val="center"/>
+              <w:rPr>
+                <w:rFonts w:asciiTheme="minorHAnsi" w:hAnsiTheme="minorHAnsi" w:cstheme="minorHAnsi"/>
+              </w:rPr>
+            </w:pPr>
+            <w:r>
+              <w:rPr>
+                <w:rFonts w:asciiTheme="minorHAnsi" w:hAnsiTheme="minorHAnsi" w:cstheme="minorHAnsi"/>
+                <w:color w:val="000000"/>
+                <w:sz w:val="16"/>
+                <w:szCs w:val="16"/>
+              </w:rPr>
+              <w:t>10</w:t>
+            </w:r>
+          </w:p>
+        </w:tc>
+        <w:tc>
+          <w:tcPr>
+            <w:tcW w:w="2500" w:type="dxa"/>
+            <w:tcMar>
+              <w:top w:w="50" w:type="dxa"/>
+              <w:left w:w="70" w:type="dxa"/>
+              <w:bottom w:w="50" w:type="dxa"/>
+              <w:right w:w="70" w:type="dxa"/>
+            </w:tcMar>
+            <w:vAlign w:val="center"/>
+          </w:tcPr>
+          <w:p>
+            <w:pPr>
+              <w:jc w:val="center"/>
+              <w:rPr>
+                <w:rFonts w:asciiTheme="minorHAnsi" w:hAnsiTheme="minorHAnsi" w:cstheme="minorHAnsi"/>
+              </w:rPr>
+            </w:pPr>
+            <w:r>
+              <w:rPr>
+                <w:rFonts w:asciiTheme="minorHAnsi" w:hAnsiTheme="minorHAnsi" w:cstheme="minorHAnsi"/>
+                <w:color w:val="000000"/>
+                <w:sz w:val="16"/>
+                <w:szCs w:val="16"/>
+              </w:rPr>
+              <w:t>7</w:t>
+            </w:r>
+          </w:p>
+        </w:tc>
         <w:tc>
           <w:tcPr>
             <w:tcW w:w="2500" w:type="dxa"/>
@@ -12793,96 +13601,7 @@
                 <w:sz w:val="16"/>
                 <w:szCs w:val="16"/>
               </w:rPr>
-              <w:t xml:space="preserve">57</w:t>
-            </w:r>
-          </w:p>
-        </w:tc>
-        <w:tc>
-          <w:tcPr>
-            <w:tcW w:w="2500" w:type="dxa"/>
-            <w:tcMar>
-              <w:top w:w="50" w:type="dxa"/>
-              <w:left w:w="70" w:type="dxa"/>
-              <w:bottom w:w="50" w:type="dxa"/>
-              <w:right w:w="70" w:type="dxa"/>
-            </w:tcMar>
-            <w:vAlign w:val="center"/>
-          </w:tcPr>
-          <w:p>
-            <w:pPr>
-              <w:jc w:val="center"/>
-              <w:rPr>
-                <w:rFonts w:asciiTheme="minorHAnsi" w:hAnsiTheme="minorHAnsi" w:cstheme="minorHAnsi"/>
-              </w:rPr>
-            </w:pPr>
-            <w:r>
-              <w:rPr>
-                <w:rFonts w:asciiTheme="minorHAnsi" w:hAnsiTheme="minorHAnsi" w:cstheme="minorHAnsi"/>
-                <w:color w:val="000000"/>
-                <w:sz w:val="16"/>
-                <w:szCs w:val="16"/>
-              </w:rPr>
-              <w:t xml:space="preserve">10</w:t>
-            </w:r>
-          </w:p>
-        </w:tc>
-        <w:tc>
-          <w:tcPr>
-            <w:tcW w:w="2500" w:type="dxa"/>
-            <w:tcMar>
-              <w:top w:w="50" w:type="dxa"/>
-              <w:left w:w="70" w:type="dxa"/>
-              <w:bottom w:w="50" w:type="dxa"/>
-              <w:right w:w="70" w:type="dxa"/>
-            </w:tcMar>
-            <w:vAlign w:val="center"/>
-          </w:tcPr>
-          <w:p>
-            <w:pPr>
-              <w:jc w:val="center"/>
-              <w:rPr>
-                <w:rFonts w:asciiTheme="minorHAnsi" w:hAnsiTheme="minorHAnsi" w:cstheme="minorHAnsi"/>
-              </w:rPr>
-            </w:pPr>
-            <w:r>
-              <w:rPr>
-                <w:rFonts w:asciiTheme="minorHAnsi" w:hAnsiTheme="minorHAnsi" w:cstheme="minorHAnsi"/>
-                <w:color w:val="000000"/>
-                <w:sz w:val="16"/>
-                <w:szCs w:val="16"/>
-              </w:rPr>
-              <w:t xml:space="preserve">7</w:t>
-            </w:r>
-          </w:p>
-        </w:tc>
-        <w:tc>
-          <w:tcPr>
-            <w:tcW w:w="2500" w:type="dxa"/>
-            <w:tcMar>
-              <w:top w:w="50" w:type="dxa"/>
-              <w:left w:w="70" w:type="dxa"/>
-              <w:bottom w:w="50" w:type="dxa"/>
-              <w:right w:w="70" w:type="dxa"/>
-            </w:tcMar>
-            <w:vAlign w:val="center"/>
-          </w:tcPr>
-          <w:p>
-            <w:pPr>
-              <w:jc w:val="center"/>
-              <w:rPr>
-                <w:rFonts w:asciiTheme="minorHAnsi" w:hAnsiTheme="minorHAnsi" w:cstheme="minorHAnsi"/>
-              </w:rPr>
-            </w:pPr>
-            <w:r>
-              <w:rPr>
-                <w:rFonts w:asciiTheme="minorHAnsi" w:hAnsiTheme="minorHAnsi" w:cstheme="minorHAnsi"/>
-                <w:b/>
-                <w:bCs/>
-                <w:color w:val="000000"/>
-                <w:sz w:val="16"/>
-                <w:szCs w:val="16"/>
-              </w:rPr>
-              <w:t xml:space="preserve">235 SP</w:t>
+              <w:t>235 SP</w:t>
             </w:r>
           </w:p>
         </w:tc>
@@ -12914,7 +13633,7 @@
           <w:sz w:val="26"/>
           <w:szCs w:val="26"/>
         </w:rPr>
-        <w:t xml:space="preserve">Priorización del Product Backlog (MoSCoW)</w:t>
+        <w:t>Priorización del Product Backlog (MoSCoW)</w:t>
       </w:r>
     </w:p>
     <w:tbl>
@@ -12941,12 +13660,6 @@
         <w:gridCol w:w="2475"/>
       </w:tblGrid>
       <w:tr>
-        <w:tblPrEx>
-          <w:tblCellMar>
-            <w:top w:w="0" w:type="dxa"/>
-            <w:bottom w:w="0" w:type="dxa"/>
-          </w:tblCellMar>
-        </w:tblPrEx>
         <w:tc>
           <w:tcPr>
             <w:tcW w:w="2475" w:type="dxa"/>
@@ -12976,7 +13689,7 @@
                 <w:sz w:val="15"/>
                 <w:szCs w:val="15"/>
               </w:rPr>
-              <w:t xml:space="preserve">Must have</w:t>
+              <w:t>Must have</w:t>
             </w:r>
           </w:p>
         </w:tc>
@@ -13009,7 +13722,7 @@
                 <w:sz w:val="15"/>
                 <w:szCs w:val="15"/>
               </w:rPr>
-              <w:t xml:space="preserve">Should have</w:t>
+              <w:t>Should have</w:t>
             </w:r>
           </w:p>
         </w:tc>
@@ -13042,7 +13755,7 @@
                 <w:sz w:val="15"/>
                 <w:szCs w:val="15"/>
               </w:rPr>
-              <w:t xml:space="preserve">Could have</w:t>
+              <w:t>Could have</w:t>
             </w:r>
           </w:p>
         </w:tc>
@@ -13075,18 +13788,12 @@
                 <w:sz w:val="15"/>
                 <w:szCs w:val="15"/>
               </w:rPr>
-              <w:t xml:space="preserve">Won't have</w:t>
+              <w:t>Won't have</w:t>
             </w:r>
           </w:p>
         </w:tc>
       </w:tr>
       <w:tr>
-        <w:tblPrEx>
-          <w:tblCellMar>
-            <w:top w:w="0" w:type="dxa"/>
-            <w:bottom w:w="0" w:type="dxa"/>
-          </w:tblCellMar>
-        </w:tblPrEx>
         <w:tc>
           <w:tcPr>
             <w:tcW w:w="2475" w:type="dxa"/>
@@ -13112,7 +13819,7 @@
                 <w:sz w:val="14"/>
                 <w:szCs w:val="14"/>
               </w:rPr>
-              <w:t xml:space="preserve">28 historias · 120 SP</w:t>
+              <w:t>28 historias · 120 SP</w:t>
             </w:r>
           </w:p>
         </w:tc>
@@ -13141,7 +13848,7 @@
                 <w:sz w:val="14"/>
                 <w:szCs w:val="14"/>
               </w:rPr>
-              <w:t xml:space="preserve">28 historias · 110 SP</w:t>
+              <w:t>28 historias · 110 SP</w:t>
             </w:r>
           </w:p>
         </w:tc>
@@ -13170,7 +13877,7 @@
                 <w:sz w:val="14"/>
                 <w:szCs w:val="14"/>
               </w:rPr>
-              <w:t xml:space="preserve">1 historias · 5 SP</w:t>
+              <w:t>1 historias · 5 SP</w:t>
             </w:r>
           </w:p>
         </w:tc>
@@ -13199,7 +13906,7 @@
                 <w:sz w:val="14"/>
                 <w:szCs w:val="14"/>
               </w:rPr>
-              <w:t xml:space="preserve">0 historias · 0 SP</w:t>
+              <w:t>0 historias · 0 SP</w:t>
             </w:r>
           </w:p>
         </w:tc>
@@ -13225,7 +13932,7 @@
 </file>
 
 <file path=word/endnotes.xml><?xml version="1.0" encoding="utf-8"?>
-<w:endnotes xmlns:wpc="http://schemas.microsoft.com/office/word/2010/wordprocessingCanvas" xmlns:cx="http://schemas.microsoft.com/office/drawing/2014/chartex" xmlns:cx1="http://schemas.microsoft.com/office/drawing/2015/9/8/chartex" xmlns:cx2="http://schemas.microsoft.com/office/drawing/2015/10/21/chartex" xmlns:cx3="http://schemas.microsoft.com/office/drawing/2016/5/9/chartex" xmlns:cx4="http://schemas.microsoft.com/office/drawing/2016/5/10/chartex" xmlns:cx5="http://schemas.microsoft.com/office/drawing/2016/5/11/chartex" xmlns:cx6="http://schemas.microsoft.com/office/drawing/2016/5/12/chartex" xmlns:cx7="http://schemas.microsoft.com/office/drawing/2016/5/13/chartex" xmlns:cx8="http://schemas.microsoft.com/office/drawing/2016/5/14/chartex" xmlns:mc="http://schemas.openxmlformats.org/markup-compatibility/2006" xmlns:aink="http://schemas.microsoft.com/office/drawing/2016/ink" xmlns:am3d="http://schemas.microsoft.com/office/drawing/2017/model3d" xmlns:o="urn:schemas-microsoft-com:office:office" xmlns:oel="http://schemas.microsoft.com/office/2019/extlst" xmlns:r="http://schemas.openxmlformats.org/officeDocument/2006/relationships" xmlns:m="http://schemas.openxmlformats.org/officeDocument/2006/math" xmlns:v="urn:schemas-microsoft-com:vml" xmlns:wp14="http://schemas.microsoft.com/office/word/2010/wordprocessingDrawing" xmlns:wp="http://schemas.openxmlformats.org/drawingml/2006/wordprocessingDrawing" xmlns:w10="urn:schemas-microsoft-com:office:word" xmlns:w="http://schemas.openxmlformats.org/wordprocessingml/2006/main" xmlns:w14="http://schemas.microsoft.com/office/word/2010/wordml" xmlns:w15="http://schemas.microsoft.com/office/word/2012/wordml" xmlns:w16cex="http://schemas.microsoft.com/office/word/2018/wordml/cex" xmlns:w16cid="http://schemas.microsoft.com/office/word/2016/wordml/cid" xmlns:w16="http://schemas.microsoft.com/office/word/2018/wordml" xmlns:w16sdtdh="http://schemas.microsoft.com/office/word/2020/wordml/sdtdatahash" xmlns:w16se="http://schemas.microsoft.com/office/word/2015/wordml/symex" xmlns:wpg="http://schemas.microsoft.com/office/word/2010/wordprocessingGroup" xmlns:wpi="http://schemas.microsoft.com/office/word/2010/wordprocessingInk" xmlns:wne="http://schemas.microsoft.com/office/word/2006/wordml" xmlns:wps="http://schemas.microsoft.com/office/word/2010/wordprocessingShape" mc:Ignorable="w14 w15 w16se w16cid w16 w16cex w16sdtdh wp14">
+<w:endnotes xmlns:wpc="http://schemas.microsoft.com/office/word/2010/wordprocessingCanvas" xmlns:cx="http://schemas.microsoft.com/office/drawing/2014/chartex" xmlns:cx1="http://schemas.microsoft.com/office/drawing/2015/9/8/chartex" xmlns:cx2="http://schemas.microsoft.com/office/drawing/2015/10/21/chartex" xmlns:cx3="http://schemas.microsoft.com/office/drawing/2016/5/9/chartex" xmlns:cx4="http://schemas.microsoft.com/office/drawing/2016/5/10/chartex" xmlns:cx5="http://schemas.microsoft.com/office/drawing/2016/5/11/chartex" xmlns:cx6="http://schemas.microsoft.com/office/drawing/2016/5/12/chartex" xmlns:cx7="http://schemas.microsoft.com/office/drawing/2016/5/13/chartex" xmlns:cx8="http://schemas.microsoft.com/office/drawing/2016/5/14/chartex" xmlns:mc="http://schemas.openxmlformats.org/markup-compatibility/2006" xmlns:m="http://schemas.openxmlformats.org/officeDocument/2006/math" xmlns:aink="http://schemas.microsoft.com/office/drawing/2016/ink" xmlns:am3d="http://schemas.microsoft.com/office/drawing/2017/model3d" xmlns:oel="http://schemas.microsoft.com/office/2019/extlst" xmlns:r="http://schemas.openxmlformats.org/officeDocument/2006/relationships" xmlns:wp14="http://schemas.microsoft.com/office/word/2010/wordprocessingDrawing" xmlns:wp="http://schemas.openxmlformats.org/drawingml/2006/wordprocessingDrawing" xmlns:wpg="http://schemas.microsoft.com/office/word/2010/wordprocessingGroup" xmlns:wpi="http://schemas.microsoft.com/office/word/2010/wordprocessingInk" xmlns:wps="http://schemas.microsoft.com/office/word/2010/wordprocessingShape" xmlns:o="urn:schemas-microsoft-com:office:office" xmlns:v="urn:schemas-microsoft-com:vml" xmlns:w10="urn:schemas-microsoft-com:office:word" xmlns:w="http://schemas.openxmlformats.org/wordprocessingml/2006/main" xmlns:w14="http://schemas.microsoft.com/office/word/2010/wordml" xmlns:w15="http://schemas.microsoft.com/office/word/2012/wordml" xmlns:w16cex="http://schemas.microsoft.com/office/word/2018/wordml/cex" xmlns:w16cid="http://schemas.microsoft.com/office/word/2016/wordml/cid" xmlns:w16="http://schemas.microsoft.com/office/word/2018/wordml" xmlns:w16sdtdh="http://schemas.microsoft.com/office/word/2020/wordml/sdtdatahash" xmlns:w16sdtfl="http://schemas.microsoft.com/office/word/2024/wordml/sdtformatlock" xmlns:w16se="http://schemas.microsoft.com/office/word/2015/wordml/symex" xmlns:w16du="http://schemas.microsoft.com/office/word/2023/wordml/word16du" xmlns:wne="http://schemas.microsoft.com/office/word/2006/wordml" mc:Ignorable="w14 w15 w16se w16cid w16 w16cex w16sdtdh w16sdtfl w16du wp14">
   <w:endnote w:type="separator" w:id="-1">
     <w:p>
       <w:r>
@@ -13244,7 +13951,7 @@
 </file>
 
 <file path=word/footer1.xml><?xml version="1.0" encoding="utf-8"?>
-<w:ftr xmlns:wpc="http://schemas.microsoft.com/office/word/2010/wordprocessingCanvas" xmlns:cx="http://schemas.microsoft.com/office/drawing/2014/chartex" xmlns:cx1="http://schemas.microsoft.com/office/drawing/2015/9/8/chartex" xmlns:cx2="http://schemas.microsoft.com/office/drawing/2015/10/21/chartex" xmlns:cx3="http://schemas.microsoft.com/office/drawing/2016/5/9/chartex" xmlns:cx4="http://schemas.microsoft.com/office/drawing/2016/5/10/chartex" xmlns:cx5="http://schemas.microsoft.com/office/drawing/2016/5/11/chartex" xmlns:cx6="http://schemas.microsoft.com/office/drawing/2016/5/12/chartex" xmlns:cx7="http://schemas.microsoft.com/office/drawing/2016/5/13/chartex" xmlns:cx8="http://schemas.microsoft.com/office/drawing/2016/5/14/chartex" xmlns:mc="http://schemas.openxmlformats.org/markup-compatibility/2006" xmlns:aink="http://schemas.microsoft.com/office/drawing/2016/ink" xmlns:am3d="http://schemas.microsoft.com/office/drawing/2017/model3d" xmlns:o="urn:schemas-microsoft-com:office:office" xmlns:oel="http://schemas.microsoft.com/office/2019/extlst" xmlns:r="http://schemas.openxmlformats.org/officeDocument/2006/relationships" xmlns:m="http://schemas.openxmlformats.org/officeDocument/2006/math" xmlns:v="urn:schemas-microsoft-com:vml" xmlns:wp14="http://schemas.microsoft.com/office/word/2010/wordprocessingDrawing" xmlns:wp="http://schemas.openxmlformats.org/drawingml/2006/wordprocessingDrawing" xmlns:w10="urn:schemas-microsoft-com:office:word" xmlns:w="http://schemas.openxmlformats.org/wordprocessingml/2006/main" xmlns:w14="http://schemas.microsoft.com/office/word/2010/wordml" xmlns:w15="http://schemas.microsoft.com/office/word/2012/wordml" xmlns:w16cex="http://schemas.microsoft.com/office/word/2018/wordml/cex" xmlns:w16cid="http://schemas.microsoft.com/office/word/2016/wordml/cid" xmlns:w16="http://schemas.microsoft.com/office/word/2018/wordml" xmlns:w16sdtdh="http://schemas.microsoft.com/office/word/2020/wordml/sdtdatahash" xmlns:w16se="http://schemas.microsoft.com/office/word/2015/wordml/symex" xmlns:wpg="http://schemas.microsoft.com/office/word/2010/wordprocessingGroup" xmlns:wpi="http://schemas.microsoft.com/office/word/2010/wordprocessingInk" xmlns:wne="http://schemas.microsoft.com/office/word/2006/wordml" xmlns:wps="http://schemas.microsoft.com/office/word/2010/wordprocessingShape" mc:Ignorable="w14 w15 w16se w16cid w16 w16cex w16sdtdh wp14">
+<w:ftr xmlns:wpc="http://schemas.microsoft.com/office/word/2010/wordprocessingCanvas" xmlns:cx="http://schemas.microsoft.com/office/drawing/2014/chartex" xmlns:cx1="http://schemas.microsoft.com/office/drawing/2015/9/8/chartex" xmlns:cx2="http://schemas.microsoft.com/office/drawing/2015/10/21/chartex" xmlns:cx3="http://schemas.microsoft.com/office/drawing/2016/5/9/chartex" xmlns:cx4="http://schemas.microsoft.com/office/drawing/2016/5/10/chartex" xmlns:cx5="http://schemas.microsoft.com/office/drawing/2016/5/11/chartex" xmlns:cx6="http://schemas.microsoft.com/office/drawing/2016/5/12/chartex" xmlns:cx7="http://schemas.microsoft.com/office/drawing/2016/5/13/chartex" xmlns:cx8="http://schemas.microsoft.com/office/drawing/2016/5/14/chartex" xmlns:mc="http://schemas.openxmlformats.org/markup-compatibility/2006" xmlns:m="http://schemas.openxmlformats.org/officeDocument/2006/math" xmlns:aink="http://schemas.microsoft.com/office/drawing/2016/ink" xmlns:am3d="http://schemas.microsoft.com/office/drawing/2017/model3d" xmlns:oel="http://schemas.microsoft.com/office/2019/extlst" xmlns:r="http://schemas.openxmlformats.org/officeDocument/2006/relationships" xmlns:wp14="http://schemas.microsoft.com/office/word/2010/wordprocessingDrawing" xmlns:wp="http://schemas.openxmlformats.org/drawingml/2006/wordprocessingDrawing" xmlns:wpg="http://schemas.microsoft.com/office/word/2010/wordprocessingGroup" xmlns:wpi="http://schemas.microsoft.com/office/word/2010/wordprocessingInk" xmlns:wps="http://schemas.microsoft.com/office/word/2010/wordprocessingShape" xmlns:o="urn:schemas-microsoft-com:office:office" xmlns:v="urn:schemas-microsoft-com:vml" xmlns:w10="urn:schemas-microsoft-com:office:word" xmlns:w="http://schemas.openxmlformats.org/wordprocessingml/2006/main" xmlns:w14="http://schemas.microsoft.com/office/word/2010/wordml" xmlns:w15="http://schemas.microsoft.com/office/word/2012/wordml" xmlns:w16cex="http://schemas.microsoft.com/office/word/2018/wordml/cex" xmlns:w16cid="http://schemas.microsoft.com/office/word/2016/wordml/cid" xmlns:w16="http://schemas.microsoft.com/office/word/2018/wordml" xmlns:w16sdtdh="http://schemas.microsoft.com/office/word/2020/wordml/sdtdatahash" xmlns:w16sdtfl="http://schemas.microsoft.com/office/word/2024/wordml/sdtformatlock" xmlns:w16se="http://schemas.microsoft.com/office/word/2015/wordml/symex" xmlns:w16du="http://schemas.microsoft.com/office/word/2023/wordml/word16du" xmlns:wne="http://schemas.microsoft.com/office/word/2006/wordml" mc:Ignorable="w14 w15 w16se w16cid w16 w16cex w16sdtdh w16sdtfl w16du wp14">
   <w:p>
     <w:pPr>
       <w:jc w:val="center"/>
@@ -13290,7 +13997,7 @@
 </file>
 
 <file path=word/footnotes.xml><?xml version="1.0" encoding="utf-8"?>
-<w:footnotes xmlns:wpc="http://schemas.microsoft.com/office/word/2010/wordprocessingCanvas" xmlns:cx="http://schemas.microsoft.com/office/drawing/2014/chartex" xmlns:cx1="http://schemas.microsoft.com/office/drawing/2015/9/8/chartex" xmlns:cx2="http://schemas.microsoft.com/office/drawing/2015/10/21/chartex" xmlns:cx3="http://schemas.microsoft.com/office/drawing/2016/5/9/chartex" xmlns:cx4="http://schemas.microsoft.com/office/drawing/2016/5/10/chartex" xmlns:cx5="http://schemas.microsoft.com/office/drawing/2016/5/11/chartex" xmlns:cx6="http://schemas.microsoft.com/office/drawing/2016/5/12/chartex" xmlns:cx7="http://schemas.microsoft.com/office/drawing/2016/5/13/chartex" xmlns:cx8="http://schemas.microsoft.com/office/drawing/2016/5/14/chartex" xmlns:mc="http://schemas.openxmlformats.org/markup-compatibility/2006" xmlns:aink="http://schemas.microsoft.com/office/drawing/2016/ink" xmlns:am3d="http://schemas.microsoft.com/office/drawing/2017/model3d" xmlns:o="urn:schemas-microsoft-com:office:office" xmlns:oel="http://schemas.microsoft.com/office/2019/extlst" xmlns:r="http://schemas.openxmlformats.org/officeDocument/2006/relationships" xmlns:m="http://schemas.openxmlformats.org/officeDocument/2006/math" xmlns:v="urn:schemas-microsoft-com:vml" xmlns:wp14="http://schemas.microsoft.com/office/word/2010/wordprocessingDrawing" xmlns:wp="http://schemas.openxmlformats.org/drawingml/2006/wordprocessingDrawing" xmlns:w10="urn:schemas-microsoft-com:office:word" xmlns:w="http://schemas.openxmlformats.org/wordprocessingml/2006/main" xmlns:w14="http://schemas.microsoft.com/office/word/2010/wordml" xmlns:w15="http://schemas.microsoft.com/office/word/2012/wordml" xmlns:w16cex="http://schemas.microsoft.com/office/word/2018/wordml/cex" xmlns:w16cid="http://schemas.microsoft.com/office/word/2016/wordml/cid" xmlns:w16="http://schemas.microsoft.com/office/word/2018/wordml" xmlns:w16sdtdh="http://schemas.microsoft.com/office/word/2020/wordml/sdtdatahash" xmlns:w16se="http://schemas.microsoft.com/office/word/2015/wordml/symex" xmlns:wpg="http://schemas.microsoft.com/office/word/2010/wordprocessingGroup" xmlns:wpi="http://schemas.microsoft.com/office/word/2010/wordprocessingInk" xmlns:wne="http://schemas.microsoft.com/office/word/2006/wordml" xmlns:wps="http://schemas.microsoft.com/office/word/2010/wordprocessingShape" mc:Ignorable="w14 w15 w16se w16cid w16 w16cex w16sdtdh wp14">
+<w:footnotes xmlns:wpc="http://schemas.microsoft.com/office/word/2010/wordprocessingCanvas" xmlns:cx="http://schemas.microsoft.com/office/drawing/2014/chartex" xmlns:cx1="http://schemas.microsoft.com/office/drawing/2015/9/8/chartex" xmlns:cx2="http://schemas.microsoft.com/office/drawing/2015/10/21/chartex" xmlns:cx3="http://schemas.microsoft.com/office/drawing/2016/5/9/chartex" xmlns:cx4="http://schemas.microsoft.com/office/drawing/2016/5/10/chartex" xmlns:cx5="http://schemas.microsoft.com/office/drawing/2016/5/11/chartex" xmlns:cx6="http://schemas.microsoft.com/office/drawing/2016/5/12/chartex" xmlns:cx7="http://schemas.microsoft.com/office/drawing/2016/5/13/chartex" xmlns:cx8="http://schemas.microsoft.com/office/drawing/2016/5/14/chartex" xmlns:mc="http://schemas.openxmlformats.org/markup-compatibility/2006" xmlns:m="http://schemas.openxmlformats.org/officeDocument/2006/math" xmlns:aink="http://schemas.microsoft.com/office/drawing/2016/ink" xmlns:am3d="http://schemas.microsoft.com/office/drawing/2017/model3d" xmlns:oel="http://schemas.microsoft.com/office/2019/extlst" xmlns:r="http://schemas.openxmlformats.org/officeDocument/2006/relationships" xmlns:wp14="http://schemas.microsoft.com/office/word/2010/wordprocessingDrawing" xmlns:wp="http://schemas.openxmlformats.org/drawingml/2006/wordprocessingDrawing" xmlns:wpg="http://schemas.microsoft.com/office/word/2010/wordprocessingGroup" xmlns:wpi="http://schemas.microsoft.com/office/word/2010/wordprocessingInk" xmlns:wps="http://schemas.microsoft.com/office/word/2010/wordprocessingShape" xmlns:o="urn:schemas-microsoft-com:office:office" xmlns:v="urn:schemas-microsoft-com:vml" xmlns:w10="urn:schemas-microsoft-com:office:word" xmlns:w="http://schemas.openxmlformats.org/wordprocessingml/2006/main" xmlns:w14="http://schemas.microsoft.com/office/word/2010/wordml" xmlns:w15="http://schemas.microsoft.com/office/word/2012/wordml" xmlns:w16cex="http://schemas.microsoft.com/office/word/2018/wordml/cex" xmlns:w16cid="http://schemas.microsoft.com/office/word/2016/wordml/cid" xmlns:w16="http://schemas.microsoft.com/office/word/2018/wordml" xmlns:w16sdtdh="http://schemas.microsoft.com/office/word/2020/wordml/sdtdatahash" xmlns:w16sdtfl="http://schemas.microsoft.com/office/word/2024/wordml/sdtformatlock" xmlns:w16se="http://schemas.microsoft.com/office/word/2015/wordml/symex" xmlns:w16du="http://schemas.microsoft.com/office/word/2023/wordml/word16du" xmlns:wne="http://schemas.microsoft.com/office/word/2006/wordml" mc:Ignorable="w14 w15 w16se w16cid w16 w16cex w16sdtdh w16sdtfl w16du wp14">
   <w:footnote w:type="separator" w:id="-1">
     <w:p>
       <w:r>
@@ -13309,7 +14016,7 @@
 </file>
 
 <file path=word/header1.xml><?xml version="1.0" encoding="utf-8"?>
-<w:hdr xmlns:wpc="http://schemas.microsoft.com/office/word/2010/wordprocessingCanvas" xmlns:cx="http://schemas.microsoft.com/office/drawing/2014/chartex" xmlns:cx1="http://schemas.microsoft.com/office/drawing/2015/9/8/chartex" xmlns:cx2="http://schemas.microsoft.com/office/drawing/2015/10/21/chartex" xmlns:cx3="http://schemas.microsoft.com/office/drawing/2016/5/9/chartex" xmlns:cx4="http://schemas.microsoft.com/office/drawing/2016/5/10/chartex" xmlns:cx5="http://schemas.microsoft.com/office/drawing/2016/5/11/chartex" xmlns:cx6="http://schemas.microsoft.com/office/drawing/2016/5/12/chartex" xmlns:cx7="http://schemas.microsoft.com/office/drawing/2016/5/13/chartex" xmlns:cx8="http://schemas.microsoft.com/office/drawing/2016/5/14/chartex" xmlns:mc="http://schemas.openxmlformats.org/markup-compatibility/2006" xmlns:aink="http://schemas.microsoft.com/office/drawing/2016/ink" xmlns:am3d="http://schemas.microsoft.com/office/drawing/2017/model3d" xmlns:o="urn:schemas-microsoft-com:office:office" xmlns:oel="http://schemas.microsoft.com/office/2019/extlst" xmlns:r="http://schemas.openxmlformats.org/officeDocument/2006/relationships" xmlns:m="http://schemas.openxmlformats.org/officeDocument/2006/math" xmlns:v="urn:schemas-microsoft-com:vml" xmlns:wp14="http://schemas.microsoft.com/office/word/2010/wordprocessingDrawing" xmlns:wp="http://schemas.openxmlformats.org/drawingml/2006/wordprocessingDrawing" xmlns:w10="urn:schemas-microsoft-com:office:word" xmlns:w="http://schemas.openxmlformats.org/wordprocessingml/2006/main" xmlns:w14="http://schemas.microsoft.com/office/word/2010/wordml" xmlns:w15="http://schemas.microsoft.com/office/word/2012/wordml" xmlns:w16cex="http://schemas.microsoft.com/office/word/2018/wordml/cex" xmlns:w16cid="http://schemas.microsoft.com/office/word/2016/wordml/cid" xmlns:w16="http://schemas.microsoft.com/office/word/2018/wordml" xmlns:w16sdtdh="http://schemas.microsoft.com/office/word/2020/wordml/sdtdatahash" xmlns:w16se="http://schemas.microsoft.com/office/word/2015/wordml/symex" xmlns:wpg="http://schemas.microsoft.com/office/word/2010/wordprocessingGroup" xmlns:wpi="http://schemas.microsoft.com/office/word/2010/wordprocessingInk" xmlns:wne="http://schemas.microsoft.com/office/word/2006/wordml" xmlns:wps="http://schemas.microsoft.com/office/word/2010/wordprocessingShape" mc:Ignorable="w14 w15 w16se w16cid w16 w16cex w16sdtdh wp14">
+<w:hdr xmlns:wpc="http://schemas.microsoft.com/office/word/2010/wordprocessingCanvas" xmlns:cx="http://schemas.microsoft.com/office/drawing/2014/chartex" xmlns:cx1="http://schemas.microsoft.com/office/drawing/2015/9/8/chartex" xmlns:cx2="http://schemas.microsoft.com/office/drawing/2015/10/21/chartex" xmlns:cx3="http://schemas.microsoft.com/office/drawing/2016/5/9/chartex" xmlns:cx4="http://schemas.microsoft.com/office/drawing/2016/5/10/chartex" xmlns:cx5="http://schemas.microsoft.com/office/drawing/2016/5/11/chartex" xmlns:cx6="http://schemas.microsoft.com/office/drawing/2016/5/12/chartex" xmlns:cx7="http://schemas.microsoft.com/office/drawing/2016/5/13/chartex" xmlns:cx8="http://schemas.microsoft.com/office/drawing/2016/5/14/chartex" xmlns:mc="http://schemas.openxmlformats.org/markup-compatibility/2006" xmlns:m="http://schemas.openxmlformats.org/officeDocument/2006/math" xmlns:aink="http://schemas.microsoft.com/office/drawing/2016/ink" xmlns:am3d="http://schemas.microsoft.com/office/drawing/2017/model3d" xmlns:oel="http://schemas.microsoft.com/office/2019/extlst" xmlns:r="http://schemas.openxmlformats.org/officeDocument/2006/relationships" xmlns:wp14="http://schemas.microsoft.com/office/word/2010/wordprocessingDrawing" xmlns:wp="http://schemas.openxmlformats.org/drawingml/2006/wordprocessingDrawing" xmlns:wpg="http://schemas.microsoft.com/office/word/2010/wordprocessingGroup" xmlns:wpi="http://schemas.microsoft.com/office/word/2010/wordprocessingInk" xmlns:wps="http://schemas.microsoft.com/office/word/2010/wordprocessingShape" xmlns:o="urn:schemas-microsoft-com:office:office" xmlns:v="urn:schemas-microsoft-com:vml" xmlns:w10="urn:schemas-microsoft-com:office:word" xmlns:w="http://schemas.openxmlformats.org/wordprocessingml/2006/main" xmlns:w14="http://schemas.microsoft.com/office/word/2010/wordml" xmlns:w15="http://schemas.microsoft.com/office/word/2012/wordml" xmlns:w16cex="http://schemas.microsoft.com/office/word/2018/wordml/cex" xmlns:w16cid="http://schemas.microsoft.com/office/word/2016/wordml/cid" xmlns:w16="http://schemas.microsoft.com/office/word/2018/wordml" xmlns:w16sdtdh="http://schemas.microsoft.com/office/word/2020/wordml/sdtdatahash" xmlns:w16sdtfl="http://schemas.microsoft.com/office/word/2024/wordml/sdtformatlock" xmlns:w16se="http://schemas.microsoft.com/office/word/2015/wordml/symex" xmlns:w16du="http://schemas.microsoft.com/office/word/2023/wordml/word16du" xmlns:wne="http://schemas.microsoft.com/office/word/2006/wordml" mc:Ignorable="w14 w15 w16se w16cid w16 w16cex w16sdtdh w16sdtfl w16du wp14">
   <w:p>
     <w:pPr>
       <w:jc w:val="right"/>
@@ -13355,7 +14062,7 @@
 </file>
 
 <file path=word/numbering.xml><?xml version="1.0" encoding="utf-8"?>
-<w:numbering xmlns:wpc="http://schemas.microsoft.com/office/word/2010/wordprocessingCanvas" xmlns:cx="http://schemas.microsoft.com/office/drawing/2014/chartex" xmlns:cx1="http://schemas.microsoft.com/office/drawing/2015/9/8/chartex" xmlns:cx2="http://schemas.microsoft.com/office/drawing/2015/10/21/chartex" xmlns:cx3="http://schemas.microsoft.com/office/drawing/2016/5/9/chartex" xmlns:cx4="http://schemas.microsoft.com/office/drawing/2016/5/10/chartex" xmlns:cx5="http://schemas.microsoft.com/office/drawing/2016/5/11/chartex" xmlns:cx6="http://schemas.microsoft.com/office/drawing/2016/5/12/chartex" xmlns:cx7="http://schemas.microsoft.com/office/drawing/2016/5/13/chartex" xmlns:cx8="http://schemas.microsoft.com/office/drawing/2016/5/14/chartex" xmlns:mc="http://schemas.openxmlformats.org/markup-compatibility/2006" xmlns:aink="http://schemas.microsoft.com/office/drawing/2016/ink" xmlns:am3d="http://schemas.microsoft.com/office/drawing/2017/model3d" xmlns:o="urn:schemas-microsoft-com:office:office" xmlns:oel="http://schemas.microsoft.com/office/2019/extlst" xmlns:r="http://schemas.openxmlformats.org/officeDocument/2006/relationships" xmlns:m="http://schemas.openxmlformats.org/officeDocument/2006/math" xmlns:v="urn:schemas-microsoft-com:vml" xmlns:wp14="http://schemas.microsoft.com/office/word/2010/wordprocessingDrawing" xmlns:wp="http://schemas.openxmlformats.org/drawingml/2006/wordprocessingDrawing" xmlns:w10="urn:schemas-microsoft-com:office:word" xmlns:w="http://schemas.openxmlformats.org/wordprocessingml/2006/main" xmlns:w14="http://schemas.microsoft.com/office/word/2010/wordml" xmlns:w15="http://schemas.microsoft.com/office/word/2012/wordml" xmlns:w16cex="http://schemas.microsoft.com/office/word/2018/wordml/cex" xmlns:w16cid="http://schemas.microsoft.com/office/word/2016/wordml/cid" xmlns:w16="http://schemas.microsoft.com/office/word/2018/wordml" xmlns:w16sdtdh="http://schemas.microsoft.com/office/word/2020/wordml/sdtdatahash" xmlns:w16se="http://schemas.microsoft.com/office/word/2015/wordml/symex" xmlns:wpg="http://schemas.microsoft.com/office/word/2010/wordprocessingGroup" xmlns:wpi="http://schemas.microsoft.com/office/word/2010/wordprocessingInk" xmlns:wne="http://schemas.microsoft.com/office/word/2006/wordml" xmlns:wps="http://schemas.microsoft.com/office/word/2010/wordprocessingShape" mc:Ignorable="w14 w15 w16se w16cid w16 w16cex w16sdtdh wp14">
+<w:numbering xmlns:wpc="http://schemas.microsoft.com/office/word/2010/wordprocessingCanvas" xmlns:cx="http://schemas.microsoft.com/office/drawing/2014/chartex" xmlns:cx1="http://schemas.microsoft.com/office/drawing/2015/9/8/chartex" xmlns:cx2="http://schemas.microsoft.com/office/drawing/2015/10/21/chartex" xmlns:cx3="http://schemas.microsoft.com/office/drawing/2016/5/9/chartex" xmlns:cx4="http://schemas.microsoft.com/office/drawing/2016/5/10/chartex" xmlns:cx5="http://schemas.microsoft.com/office/drawing/2016/5/11/chartex" xmlns:cx6="http://schemas.microsoft.com/office/drawing/2016/5/12/chartex" xmlns:cx7="http://schemas.microsoft.com/office/drawing/2016/5/13/chartex" xmlns:cx8="http://schemas.microsoft.com/office/drawing/2016/5/14/chartex" xmlns:mc="http://schemas.openxmlformats.org/markup-compatibility/2006" xmlns:m="http://schemas.openxmlformats.org/officeDocument/2006/math" xmlns:aink="http://schemas.microsoft.com/office/drawing/2016/ink" xmlns:am3d="http://schemas.microsoft.com/office/drawing/2017/model3d" xmlns:oel="http://schemas.microsoft.com/office/2019/extlst" xmlns:r="http://schemas.openxmlformats.org/officeDocument/2006/relationships" xmlns:wp14="http://schemas.microsoft.com/office/word/2010/wordprocessingDrawing" xmlns:wp="http://schemas.openxmlformats.org/drawingml/2006/wordprocessingDrawing" xmlns:wpg="http://schemas.microsoft.com/office/word/2010/wordprocessingGroup" xmlns:wpi="http://schemas.microsoft.com/office/word/2010/wordprocessingInk" xmlns:wps="http://schemas.microsoft.com/office/word/2010/wordprocessingShape" xmlns:o="urn:schemas-microsoft-com:office:office" xmlns:v="urn:schemas-microsoft-com:vml" xmlns:w10="urn:schemas-microsoft-com:office:word" xmlns:w="http://schemas.openxmlformats.org/wordprocessingml/2006/main" xmlns:w14="http://schemas.microsoft.com/office/word/2010/wordml" xmlns:w15="http://schemas.microsoft.com/office/word/2012/wordml" xmlns:w16cex="http://schemas.microsoft.com/office/word/2018/wordml/cex" xmlns:w16cid="http://schemas.microsoft.com/office/word/2016/wordml/cid" xmlns:w16="http://schemas.microsoft.com/office/word/2018/wordml" xmlns:w16sdtdh="http://schemas.microsoft.com/office/word/2020/wordml/sdtdatahash" xmlns:w16sdtfl="http://schemas.microsoft.com/office/word/2024/wordml/sdtformatlock" xmlns:w16se="http://schemas.microsoft.com/office/word/2015/wordml/symex" xmlns:w16du="http://schemas.microsoft.com/office/word/2023/wordml/word16du" xmlns:wne="http://schemas.microsoft.com/office/word/2006/wordml" mc:Ignorable="w14 w15 w16se w16cid w16 w16cex w16sdtdh w16sdtfl w16du wp14">
   <w:abstractNum w:abstractNumId="0" w15:restartNumberingAfterBreak="0">
     <w:nsid w:val="5289102D"/>
     <w:multiLevelType w:val="hybridMultilevel"/>
@@ -13452,7 +14159,7 @@
 </file>
 
 <file path=word/styles.xml><?xml version="1.0" encoding="utf-8"?>
-<w:styles xmlns:mc="http://schemas.openxmlformats.org/markup-compatibility/2006" xmlns:r="http://schemas.openxmlformats.org/officeDocument/2006/relationships" xmlns:w="http://schemas.openxmlformats.org/wordprocessingml/2006/main" xmlns:w14="http://schemas.microsoft.com/office/word/2010/wordml" xmlns:w15="http://schemas.microsoft.com/office/word/2012/wordml" xmlns:w16cex="http://schemas.microsoft.com/office/word/2018/wordml/cex" xmlns:w16cid="http://schemas.microsoft.com/office/word/2016/wordml/cid" xmlns:w16="http://schemas.microsoft.com/office/word/2018/wordml" xmlns:w16sdtdh="http://schemas.microsoft.com/office/word/2020/wordml/sdtdatahash" xmlns:w16se="http://schemas.microsoft.com/office/word/2015/wordml/symex" mc:Ignorable="w14 w15 w16se w16cid w16 w16cex w16sdtdh">
+<w:styles xmlns:mc="http://schemas.openxmlformats.org/markup-compatibility/2006" xmlns:r="http://schemas.openxmlformats.org/officeDocument/2006/relationships" xmlns:w="http://schemas.openxmlformats.org/wordprocessingml/2006/main" xmlns:w14="http://schemas.microsoft.com/office/word/2010/wordml" xmlns:w15="http://schemas.microsoft.com/office/word/2012/wordml" xmlns:w16cex="http://schemas.microsoft.com/office/word/2018/wordml/cex" xmlns:w16cid="http://schemas.microsoft.com/office/word/2016/wordml/cid" xmlns:w16="http://schemas.microsoft.com/office/word/2018/wordml" xmlns:w16sdtdh="http://schemas.microsoft.com/office/word/2020/wordml/sdtdatahash" xmlns:w16sdtfl="http://schemas.microsoft.com/office/word/2024/wordml/sdtformatlock" xmlns:w16se="http://schemas.microsoft.com/office/word/2015/wordml/symex" xmlns:w16du="http://schemas.microsoft.com/office/word/2023/wordml/word16du" mc:Ignorable="w14 w15 w16se w16cid w16 w16cex w16sdtdh w16sdtfl w16du">
   <w:docDefaults>
     <w:rPrDefault>
       <w:rPr>
@@ -14039,6 +14746,17 @@
       <w:szCs w:val="20"/>
     </w:rPr>
   </w:style>
+  <w:style w:type="character" w:styleId="nfasis">
+    <w:name w:val="Emphasis"/>
+    <w:basedOn w:val="Fuentedeprrafopredeter"/>
+    <w:uiPriority w:val="20"/>
+    <w:qFormat/>
+    <w:rsid w:val="009E21B1"/>
+    <w:rPr>
+      <w:i/>
+      <w:iCs/>
+    </w:rPr>
+  </w:style>
 </w:styles>
 </file>
 
